--- a/output/answersheet_comm2_final.docx
+++ b/output/answersheet_comm2_final.docx
@@ -80,7 +80,7 @@
                 <w:color w:val="3B3838"/>
                 <w:sz w:val="24"/>
               </w:rPr>
-              <w:t xml:space="preserve">　１学期</w:t>
+              <w:t xml:space="preserve">　1学期</w:t>
             </w:r>
             <w:r>
               <w:rPr>
@@ -89,7 +89,7 @@
                 <w:color w:val="3B3838"/>
                 <w:sz w:val="24"/>
               </w:rPr>
-              <w:t>中間</w:t>
+              <w:t>期末</w:t>
             </w:r>
             <w:r>
               <w:rPr>
@@ -213,77 +213,51 @@
         <w:tc>
           <w:tcPr>
             <w:tcW w:w="1526" w:type="dxa"/>
-            <w:vAlign w:val="center"/>
           </w:tcPr>
           <w:p>
             <w:pPr>
               <w:tabs>
                 <w:tab w:val="right" w:pos="8398"/>
               </w:tabs>
-              <w:jc w:val="center"/>
               <w:rPr>
                 <w:color w:val="000000" w:themeColor="text1"/>
                 <w:szCs w:val="21"/>
               </w:rPr>
-            </w:pPr>
-            <w:r>
-              <w:rPr>
-                <w:rFonts w:eastAsia="MS Mincho" w:ascii="Times New Roman" w:hAnsi="Times New Roman"/>
-                <w:b w:val="0"/>
-                <w:sz w:val="18"/>
-              </w:rPr>
-            </w:r>
+              <w:jc w:val="center"/>
+            </w:pPr>
           </w:p>
         </w:tc>
         <w:tc>
           <w:tcPr>
             <w:tcW w:w="1527" w:type="dxa"/>
             <w:gridSpan w:val="2"/>
-            <w:vAlign w:val="center"/>
           </w:tcPr>
           <w:p>
             <w:pPr>
               <w:tabs>
                 <w:tab w:val="right" w:pos="8398"/>
               </w:tabs>
-              <w:jc w:val="center"/>
               <w:rPr>
                 <w:color w:val="000000" w:themeColor="text1"/>
                 <w:szCs w:val="21"/>
               </w:rPr>
             </w:pPr>
-            <w:r>
-              <w:rPr>
-                <w:rFonts w:eastAsia="MS Mincho" w:ascii="Times New Roman" w:hAnsi="Times New Roman"/>
-                <w:b w:val="0"/>
-                <w:sz w:val="18"/>
-              </w:rPr>
-            </w:r>
           </w:p>
         </w:tc>
         <w:tc>
           <w:tcPr>
             <w:tcW w:w="1527" w:type="dxa"/>
-            <w:vAlign w:val="center"/>
           </w:tcPr>
           <w:p>
             <w:pPr>
               <w:tabs>
                 <w:tab w:val="right" w:pos="8398"/>
               </w:tabs>
-              <w:jc w:val="center"/>
               <w:rPr>
                 <w:color w:val="000000" w:themeColor="text1"/>
                 <w:szCs w:val="21"/>
               </w:rPr>
             </w:pPr>
-            <w:r>
-              <w:rPr>
-                <w:rFonts w:eastAsia="MS Mincho" w:ascii="Times New Roman" w:hAnsi="Times New Roman"/>
-                <w:b w:val="0"/>
-                <w:sz w:val="18"/>
-              </w:rPr>
-            </w:r>
           </w:p>
         </w:tc>
         <w:tc>
@@ -316,26 +290,18 @@
         <w:tc>
           <w:tcPr>
             <w:tcW w:w="2290" w:type="dxa"/>
-            <w:vAlign w:val="center"/>
           </w:tcPr>
           <w:p>
             <w:pPr>
               <w:tabs>
                 <w:tab w:val="right" w:pos="8398"/>
               </w:tabs>
-              <w:jc w:val="center"/>
               <w:rPr>
                 <w:color w:val="000000" w:themeColor="text1"/>
                 <w:szCs w:val="21"/>
               </w:rPr>
-            </w:pPr>
-            <w:r>
-              <w:rPr>
-                <w:rFonts w:eastAsia="MS Mincho" w:ascii="Times New Roman" w:hAnsi="Times New Roman"/>
-                <w:b w:val="0"/>
-                <w:sz w:val="18"/>
-              </w:rPr>
-            </w:r>
+              <w:jc w:val="center"/>
+            </w:pPr>
           </w:p>
         </w:tc>
         <w:tc>
@@ -345,26 +311,17 @@
               <w:bottom w:val="single" w:sz="4" w:space="0" w:color="auto"/>
               <w:tl2br w:val="single" w:sz="4" w:space="0" w:color="auto"/>
             </w:tcBorders>
-            <w:vAlign w:val="center"/>
           </w:tcPr>
           <w:p>
             <w:pPr>
               <w:tabs>
                 <w:tab w:val="right" w:pos="8398"/>
               </w:tabs>
-              <w:jc w:val="center"/>
               <w:rPr>
                 <w:color w:val="000000" w:themeColor="text1"/>
                 <w:szCs w:val="21"/>
               </w:rPr>
             </w:pPr>
-            <w:r>
-              <w:rPr>
-                <w:rFonts w:eastAsia="MS Mincho" w:ascii="Times New Roman" w:hAnsi="Times New Roman"/>
-                <w:b w:val="0"/>
-                <w:sz w:val="18"/>
-              </w:rPr>
-            </w:r>
           </w:p>
         </w:tc>
       </w:tr>
@@ -403,26 +360,18 @@
           <w:tcPr>
             <w:tcW w:w="2290" w:type="dxa"/>
             <w:gridSpan w:val="2"/>
-            <w:vAlign w:val="center"/>
           </w:tcPr>
           <w:p>
             <w:pPr>
               <w:tabs>
                 <w:tab w:val="right" w:pos="8398"/>
               </w:tabs>
-              <w:jc w:val="center"/>
               <w:rPr>
                 <w:color w:val="000000" w:themeColor="text1"/>
                 <w:szCs w:val="21"/>
               </w:rPr>
-            </w:pPr>
-            <w:r>
-              <w:rPr>
-                <w:rFonts w:eastAsia="MS Mincho" w:ascii="Times New Roman" w:hAnsi="Times New Roman"/>
-                <w:b w:val="0"/>
-                <w:sz w:val="18"/>
-              </w:rPr>
-            </w:r>
+              <w:jc w:val="center"/>
+            </w:pPr>
           </w:p>
         </w:tc>
         <w:tc>
@@ -433,26 +382,17 @@
               <w:bottom w:val="single" w:sz="4" w:space="0" w:color="auto"/>
               <w:tl2br w:val="single" w:sz="4" w:space="0" w:color="auto"/>
             </w:tcBorders>
-            <w:vAlign w:val="center"/>
           </w:tcPr>
           <w:p>
             <w:pPr>
               <w:tabs>
                 <w:tab w:val="right" w:pos="8398"/>
               </w:tabs>
-              <w:jc w:val="center"/>
               <w:rPr>
                 <w:color w:val="000000" w:themeColor="text1"/>
                 <w:szCs w:val="21"/>
               </w:rPr>
             </w:pPr>
-            <w:r>
-              <w:rPr>
-                <w:rFonts w:eastAsia="MS Mincho" w:ascii="Times New Roman" w:hAnsi="Times New Roman"/>
-                <w:b w:val="0"/>
-                <w:sz w:val="18"/>
-              </w:rPr>
-            </w:r>
           </w:p>
         </w:tc>
         <w:tc>
@@ -495,6 +435,7 @@
                 <w:color w:val="000000" w:themeColor="text1"/>
                 <w:szCs w:val="21"/>
               </w:rPr>
+              <w:jc w:val="center"/>
             </w:pPr>
           </w:p>
         </w:tc>
@@ -563,6 +504,7 @@
                 <w:color w:val="000000" w:themeColor="text1"/>
                 <w:szCs w:val="21"/>
               </w:rPr>
+              <w:jc w:val="center"/>
             </w:pPr>
           </w:p>
         </w:tc>
@@ -627,6 +569,7 @@
                 <w:color w:val="000000" w:themeColor="text1"/>
                 <w:szCs w:val="21"/>
               </w:rPr>
+              <w:jc w:val="center"/>
             </w:pPr>
           </w:p>
         </w:tc>
@@ -695,6 +638,7 @@
                 <w:color w:val="000000" w:themeColor="text1"/>
                 <w:szCs w:val="21"/>
               </w:rPr>
+              <w:jc w:val="center"/>
             </w:pPr>
           </w:p>
         </w:tc>
@@ -777,6 +721,7 @@
                 <w:color w:val="000000" w:themeColor="text1"/>
                 <w:szCs w:val="21"/>
               </w:rPr>
+              <w:jc w:val="center"/>
             </w:pPr>
           </w:p>
         </w:tc>
@@ -846,6 +791,7 @@
                 <w:color w:val="000000" w:themeColor="text1"/>
                 <w:szCs w:val="21"/>
               </w:rPr>
+              <w:jc w:val="center"/>
             </w:pPr>
           </w:p>
         </w:tc>

--- a/output/answersheet_comm2_final.docx
+++ b/output/answersheet_comm2_final.docx
@@ -2259,7 +2259,7 @@
               <w:rPr>
                 <w:sz w:val="16"/>
               </w:rPr>
-              <w:t xml:space="preserve">In March, the AI-based computer program AlphaGo, developed by DeepMind, shocked the world when it defeated South Korean go grandmaster Lee Sedol in a five-game match of the ancient board game that requires deep insight.</w:t>
+              <w:t xml:space="preserve">Although we know that the earth revolves around the sun, we cannot recite the astronomical observations and calculations that led to that conclusion.</w:t>
             </w:r>
           </w:p>
         </w:tc>
@@ -2396,13 +2396,18 @@
           <w:p>
             <w:pPr>
               <w:jc w:val="center"/>
-              <w:spacing w:after="0"/>
-            </w:pPr>
-          </w:p>
-        </w:tc>
-        <w:tc>
-          <w:tcPr>
-            <w:tcW w:w="600" w:type="dxa"/>
+            </w:pPr>
+            <w:r>
+              <w:rPr>
+                <w:sz w:val="18"/>
+              </w:rPr>
+              <w:t xml:space="preserve">3</w:t>
+            </w:r>
+          </w:p>
+        </w:tc>
+        <w:tc>
+          <w:tcPr>
+            <w:tcW w:w="1220" w:type="dxa"/>
             <w:tcBorders>
               <w:top w:val="single" w:sz="4" w:color="000000"/>
               <w:left w:val="single" w:sz="4" w:color="000000"/>
@@ -2413,19 +2418,12 @@
           <w:p>
             <w:pPr>
               <w:jc w:val="center"/>
-              <w:spacing w:after="0"/>
-            </w:pPr>
-            <w:r>
-              <w:rPr>
-                <w:sz w:val="16"/>
-              </w:rPr>
-              <w:t xml:space="preserve">（問）</w:t>
-            </w:r>
-          </w:p>
-        </w:tc>
-        <w:tc>
-          <w:tcPr>
-            <w:tcW w:w="5480" w:type="dxa"/>
+            </w:pPr>
+          </w:p>
+        </w:tc>
+        <w:tc>
+          <w:tcPr>
+            <w:tcW w:w="400" w:type="dxa"/>
             <w:tcBorders>
               <w:top w:val="single" w:sz="4" w:color="000000"/>
               <w:left w:val="single" w:sz="4" w:color="000000"/>
@@ -2436,15 +2434,18 @@
           <w:p>
             <w:pPr>
               <w:jc w:val="center"/>
-              <w:spacing w:after="0"/>
-            </w:pPr>
-          </w:p>
-        </w:tc>
-      </w:tr>
-      <w:tr>
-        <w:tc>
-          <w:tcPr>
-            <w:tcW w:w="400" w:type="dxa"/>
+            </w:pPr>
+            <w:r>
+              <w:rPr>
+                <w:sz w:val="18"/>
+              </w:rPr>
+              <w:t xml:space="preserve">4</w:t>
+            </w:r>
+          </w:p>
+        </w:tc>
+        <w:tc>
+          <w:tcPr>
+            <w:tcW w:w="1220" w:type="dxa"/>
             <w:tcBorders>
               <w:top w:val="single" w:sz="4" w:color="000000"/>
               <w:left w:val="single" w:sz="4" w:color="000000"/>
@@ -2455,19 +2456,12 @@
           <w:p>
             <w:pPr>
               <w:jc w:val="center"/>
-              <w:spacing w:after="0"/>
-            </w:pPr>
-            <w:r>
-              <w:rPr>
-                <w:sz w:val="16"/>
-              </w:rPr>
-              <w:t xml:space="preserve">3</w:t>
-            </w:r>
-          </w:p>
-        </w:tc>
-        <w:tc>
-          <w:tcPr>
-            <w:tcW w:w="600" w:type="dxa"/>
+            </w:pPr>
+          </w:p>
+        </w:tc>
+        <w:tc>
+          <w:tcPr>
+            <w:tcW w:w="400" w:type="dxa"/>
             <w:tcBorders>
               <w:top w:val="single" w:sz="4" w:color="000000"/>
               <w:left w:val="single" w:sz="4" w:color="000000"/>
@@ -2478,13 +2472,18 @@
           <w:p>
             <w:pPr>
               <w:jc w:val="center"/>
-              <w:spacing w:after="0"/>
-            </w:pPr>
-          </w:p>
-        </w:tc>
-        <w:tc>
-          <w:tcPr>
-            <w:tcW w:w="5480" w:type="dxa"/>
+            </w:pPr>
+            <w:r>
+              <w:rPr>
+                <w:sz w:val="18"/>
+              </w:rPr>
+              <w:t xml:space="preserve">5</w:t>
+            </w:r>
+          </w:p>
+        </w:tc>
+        <w:tc>
+          <w:tcPr>
+            <w:tcW w:w="1220" w:type="dxa"/>
             <w:tcBorders>
               <w:top w:val="single" w:sz="4" w:color="000000"/>
               <w:left w:val="single" w:sz="4" w:color="000000"/>
@@ -2494,19 +2493,10 @@
           </w:tcPr>
           <w:p>
             <w:pPr>
-              <w:jc w:val="left"/>
-              <w:spacing w:after="0"/>
-            </w:pPr>
-            <w:r>
-              <w:rPr>
-                <w:sz w:val="16"/>
-              </w:rPr>
-              <w:t xml:space="preserve">Although we know that the earth revolves around the sun, we cannot recite the astronomical observations and calculations that led to that conclusion.</w:t>
-            </w:r>
-          </w:p>
-        </w:tc>
-      </w:tr>
-      <w:tr>
+              <w:jc w:val="center"/>
+            </w:pPr>
+          </w:p>
+        </w:tc>
         <w:tc>
           <w:tcPr>
             <w:tcW w:w="400" w:type="dxa"/>
@@ -2520,427 +2510,12 @@
           <w:p>
             <w:pPr>
               <w:jc w:val="center"/>
-              <w:spacing w:after="0"/>
-            </w:pPr>
-          </w:p>
-        </w:tc>
-        <w:tc>
-          <w:tcPr>
-            <w:tcW w:w="600" w:type="dxa"/>
-            <w:tcBorders>
-              <w:top w:val="single" w:sz="4" w:color="000000"/>
-              <w:left w:val="single" w:sz="4" w:color="000000"/>
-              <w:bottom w:val="single" w:sz="4" w:color="000000"/>
-              <w:right w:val="single" w:sz="4" w:color="000000"/>
-            </w:tcBorders>
-          </w:tcPr>
-          <w:p>
-            <w:pPr>
-              <w:jc w:val="center"/>
-              <w:spacing w:after="0"/>
-            </w:pPr>
-            <w:r>
-              <w:rPr>
-                <w:sz w:val="16"/>
-              </w:rPr>
-              <w:t xml:space="preserve">記号</w:t>
-            </w:r>
-          </w:p>
-        </w:tc>
-        <w:tc>
-          <w:tcPr>
-            <w:tcW w:w="5480" w:type="dxa"/>
-            <w:tcBorders>
-              <w:top w:val="single" w:sz="4" w:color="000000"/>
-              <w:left w:val="single" w:sz="4" w:color="000000"/>
-              <w:bottom w:val="single" w:sz="4" w:color="000000"/>
-              <w:right w:val="single" w:sz="4" w:color="000000"/>
-            </w:tcBorders>
-          </w:tcPr>
-          <w:p>
-            <w:pPr>
-              <w:jc w:val="center"/>
-              <w:spacing w:after="0"/>
-            </w:pPr>
-          </w:p>
-        </w:tc>
-      </w:tr>
-      <w:tr>
-        <w:tc>
-          <w:tcPr>
-            <w:tcW w:w="400" w:type="dxa"/>
-            <w:tcBorders>
-              <w:top w:val="single" w:sz="4" w:color="000000"/>
-              <w:left w:val="single" w:sz="4" w:color="000000"/>
-              <w:bottom w:val="single" w:sz="4" w:color="000000"/>
-              <w:right w:val="single" w:sz="4" w:color="000000"/>
-            </w:tcBorders>
-          </w:tcPr>
-          <w:p>
-            <w:pPr>
-              <w:jc w:val="center"/>
-              <w:spacing w:after="0"/>
-            </w:pPr>
-          </w:p>
-        </w:tc>
-        <w:tc>
-          <w:tcPr>
-            <w:tcW w:w="600" w:type="dxa"/>
-            <w:tcBorders>
-              <w:top w:val="single" w:sz="4" w:color="000000"/>
-              <w:left w:val="single" w:sz="4" w:color="000000"/>
-              <w:bottom w:val="single" w:sz="4" w:color="000000"/>
-              <w:right w:val="single" w:sz="4" w:color="000000"/>
-            </w:tcBorders>
-          </w:tcPr>
-          <w:p>
-            <w:pPr>
-              <w:jc w:val="center"/>
-              <w:spacing w:after="0"/>
-            </w:pPr>
-            <w:r>
-              <w:rPr>
-                <w:sz w:val="16"/>
-              </w:rPr>
-              <w:t xml:space="preserve">訳</w:t>
-            </w:r>
-          </w:p>
-        </w:tc>
-        <w:tc>
-          <w:tcPr>
-            <w:tcW w:w="5480" w:type="dxa"/>
-            <w:tcBorders>
-              <w:top w:val="single" w:sz="4" w:color="000000"/>
-              <w:left w:val="single" w:sz="4" w:color="000000"/>
-              <w:bottom w:val="single" w:sz="4" w:color="000000"/>
-              <w:right w:val="single" w:sz="4" w:color="000000"/>
-            </w:tcBorders>
-          </w:tcPr>
-          <w:p>
-            <w:pPr>
-              <w:jc w:val="center"/>
-              <w:spacing w:after="0"/>
-            </w:pPr>
-          </w:p>
-        </w:tc>
-      </w:tr>
-      <w:tr>
-        <w:tc>
-          <w:tcPr>
-            <w:tcW w:w="400" w:type="dxa"/>
-            <w:tcBorders>
-              <w:top w:val="single" w:sz="4" w:color="000000"/>
-              <w:left w:val="single" w:sz="4" w:color="000000"/>
-              <w:bottom w:val="single" w:sz="4" w:color="000000"/>
-              <w:right w:val="single" w:sz="4" w:color="000000"/>
-            </w:tcBorders>
-          </w:tcPr>
-          <w:p>
-            <w:pPr>
-              <w:jc w:val="center"/>
-              <w:spacing w:after="0"/>
-            </w:pPr>
-            <w:r>
-              <w:rPr>
-                <w:sz w:val="16"/>
-              </w:rPr>
-              <w:t xml:space="preserve">4</w:t>
-            </w:r>
-          </w:p>
-        </w:tc>
-        <w:tc>
-          <w:tcPr>
-            <w:tcW w:w="600" w:type="dxa"/>
-            <w:tcBorders>
-              <w:top w:val="single" w:sz="4" w:color="000000"/>
-              <w:left w:val="single" w:sz="4" w:color="000000"/>
-              <w:bottom w:val="single" w:sz="4" w:color="000000"/>
-              <w:right w:val="single" w:sz="4" w:color="000000"/>
-            </w:tcBorders>
-          </w:tcPr>
-          <w:p>
-            <w:pPr>
-              <w:jc w:val="center"/>
-              <w:spacing w:after="0"/>
-            </w:pPr>
-          </w:p>
-        </w:tc>
-        <w:tc>
-          <w:tcPr>
-            <w:tcW w:w="5480" w:type="dxa"/>
-            <w:tcBorders>
-              <w:top w:val="single" w:sz="4" w:color="000000"/>
-              <w:left w:val="single" w:sz="4" w:color="000000"/>
-              <w:bottom w:val="single" w:sz="4" w:color="000000"/>
-              <w:right w:val="single" w:sz="4" w:color="000000"/>
-            </w:tcBorders>
-          </w:tcPr>
-          <w:p>
-            <w:pPr>
-              <w:jc w:val="left"/>
-              <w:spacing w:after="0"/>
-            </w:pPr>
-            <w:r>
-              <w:rPr>
-                <w:sz w:val="16"/>
-              </w:rPr>
-              <w:t xml:space="preserve">Psychologists who believe that willpower is a limited resource say using up our willpower is the main reason that some of us fail to achieve our goals.</w:t>
-            </w:r>
-          </w:p>
-        </w:tc>
-      </w:tr>
-      <w:tr>
-        <w:tc>
-          <w:tcPr>
-            <w:tcW w:w="400" w:type="dxa"/>
-            <w:tcBorders>
-              <w:top w:val="single" w:sz="4" w:color="000000"/>
-              <w:left w:val="single" w:sz="4" w:color="000000"/>
-              <w:bottom w:val="single" w:sz="4" w:color="000000"/>
-              <w:right w:val="single" w:sz="4" w:color="000000"/>
-            </w:tcBorders>
-          </w:tcPr>
-          <w:p>
-            <w:pPr>
-              <w:jc w:val="center"/>
-              <w:spacing w:after="0"/>
-            </w:pPr>
-          </w:p>
-        </w:tc>
-        <w:tc>
-          <w:tcPr>
-            <w:tcW w:w="600" w:type="dxa"/>
-            <w:tcBorders>
-              <w:top w:val="single" w:sz="4" w:color="000000"/>
-              <w:left w:val="single" w:sz="4" w:color="000000"/>
-              <w:bottom w:val="single" w:sz="4" w:color="000000"/>
-              <w:right w:val="single" w:sz="4" w:color="000000"/>
-            </w:tcBorders>
-          </w:tcPr>
-          <w:p>
-            <w:pPr>
-              <w:jc w:val="center"/>
-              <w:spacing w:after="0"/>
-            </w:pPr>
-            <w:r>
-              <w:rPr>
-                <w:sz w:val="16"/>
-              </w:rPr>
-              <w:t xml:space="preserve">記号</w:t>
-            </w:r>
-          </w:p>
-        </w:tc>
-        <w:tc>
-          <w:tcPr>
-            <w:tcW w:w="5480" w:type="dxa"/>
-            <w:tcBorders>
-              <w:top w:val="single" w:sz="4" w:color="000000"/>
-              <w:left w:val="single" w:sz="4" w:color="000000"/>
-              <w:bottom w:val="single" w:sz="4" w:color="000000"/>
-              <w:right w:val="single" w:sz="4" w:color="000000"/>
-            </w:tcBorders>
-          </w:tcPr>
-          <w:p>
-            <w:pPr>
-              <w:jc w:val="center"/>
-              <w:spacing w:after="0"/>
-            </w:pPr>
-          </w:p>
-        </w:tc>
-      </w:tr>
-      <w:tr>
-        <w:tc>
-          <w:tcPr>
-            <w:tcW w:w="400" w:type="dxa"/>
-            <w:tcBorders>
-              <w:top w:val="single" w:sz="4" w:color="000000"/>
-              <w:left w:val="single" w:sz="4" w:color="000000"/>
-              <w:bottom w:val="single" w:sz="4" w:color="000000"/>
-              <w:right w:val="single" w:sz="4" w:color="000000"/>
-            </w:tcBorders>
-          </w:tcPr>
-          <w:p>
-            <w:pPr>
-              <w:jc w:val="center"/>
-              <w:spacing w:after="0"/>
-            </w:pPr>
-          </w:p>
-        </w:tc>
-        <w:tc>
-          <w:tcPr>
-            <w:tcW w:w="600" w:type="dxa"/>
-            <w:tcBorders>
-              <w:top w:val="single" w:sz="4" w:color="000000"/>
-              <w:left w:val="single" w:sz="4" w:color="000000"/>
-              <w:bottom w:val="single" w:sz="4" w:color="000000"/>
-              <w:right w:val="single" w:sz="4" w:color="000000"/>
-            </w:tcBorders>
-          </w:tcPr>
-          <w:p>
-            <w:pPr>
-              <w:jc w:val="center"/>
-              <w:spacing w:after="0"/>
-            </w:pPr>
-            <w:r>
-              <w:rPr>
-                <w:sz w:val="16"/>
-              </w:rPr>
-              <w:t xml:space="preserve">訳</w:t>
-            </w:r>
-          </w:p>
-        </w:tc>
-        <w:tc>
-          <w:tcPr>
-            <w:tcW w:w="5480" w:type="dxa"/>
-            <w:tcBorders>
-              <w:top w:val="single" w:sz="4" w:color="000000"/>
-              <w:left w:val="single" w:sz="4" w:color="000000"/>
-              <w:bottom w:val="single" w:sz="4" w:color="000000"/>
-              <w:right w:val="single" w:sz="4" w:color="000000"/>
-            </w:tcBorders>
-          </w:tcPr>
-          <w:p>
-            <w:pPr>
-              <w:jc w:val="center"/>
-              <w:spacing w:after="0"/>
-            </w:pPr>
-          </w:p>
-        </w:tc>
-      </w:tr>
-      <w:tr>
-        <w:tc>
-          <w:tcPr>
-            <w:tcW w:w="400" w:type="dxa"/>
-            <w:tcBorders>
-              <w:top w:val="single" w:sz="4" w:color="000000"/>
-              <w:left w:val="single" w:sz="4" w:color="000000"/>
-              <w:bottom w:val="single" w:sz="4" w:color="000000"/>
-              <w:right w:val="single" w:sz="4" w:color="000000"/>
-            </w:tcBorders>
-          </w:tcPr>
-          <w:p>
-            <w:pPr>
-              <w:jc w:val="center"/>
-            </w:pPr>
-            <w:r>
-              <w:rPr>
-                <w:sz w:val="18"/>
-              </w:rPr>
-              <w:t xml:space="preserve">5</w:t>
-            </w:r>
-          </w:p>
-        </w:tc>
-        <w:tc>
-          <w:tcPr>
-            <w:tcW w:w="1220" w:type="dxa"/>
-            <w:tcBorders>
-              <w:top w:val="single" w:sz="4" w:color="000000"/>
-              <w:left w:val="single" w:sz="4" w:color="000000"/>
-              <w:bottom w:val="single" w:sz="4" w:color="000000"/>
-              <w:right w:val="single" w:sz="4" w:color="000000"/>
-            </w:tcBorders>
-          </w:tcPr>
-          <w:p>
-            <w:pPr>
-              <w:jc w:val="center"/>
-            </w:pPr>
-          </w:p>
-        </w:tc>
-        <w:tc>
-          <w:tcPr>
-            <w:tcW w:w="400" w:type="dxa"/>
-            <w:tcBorders>
-              <w:top w:val="single" w:sz="4" w:color="000000"/>
-              <w:left w:val="single" w:sz="4" w:color="000000"/>
-              <w:bottom w:val="single" w:sz="4" w:color="000000"/>
-              <w:right w:val="single" w:sz="4" w:color="000000"/>
-            </w:tcBorders>
-          </w:tcPr>
-          <w:p>
-            <w:pPr>
-              <w:jc w:val="center"/>
             </w:pPr>
             <w:r>
               <w:rPr>
                 <w:sz w:val="18"/>
               </w:rPr>
               <w:t xml:space="preserve">6</w:t>
-            </w:r>
-          </w:p>
-        </w:tc>
-        <w:tc>
-          <w:tcPr>
-            <w:tcW w:w="1220" w:type="dxa"/>
-            <w:tcBorders>
-              <w:top w:val="single" w:sz="4" w:color="000000"/>
-              <w:left w:val="single" w:sz="4" w:color="000000"/>
-              <w:bottom w:val="single" w:sz="4" w:color="000000"/>
-              <w:right w:val="single" w:sz="4" w:color="000000"/>
-            </w:tcBorders>
-          </w:tcPr>
-          <w:p>
-            <w:pPr>
-              <w:jc w:val="center"/>
-            </w:pPr>
-          </w:p>
-        </w:tc>
-        <w:tc>
-          <w:tcPr>
-            <w:tcW w:w="400" w:type="dxa"/>
-            <w:tcBorders>
-              <w:top w:val="single" w:sz="4" w:color="000000"/>
-              <w:left w:val="single" w:sz="4" w:color="000000"/>
-              <w:bottom w:val="single" w:sz="4" w:color="000000"/>
-              <w:right w:val="single" w:sz="4" w:color="000000"/>
-            </w:tcBorders>
-          </w:tcPr>
-          <w:p>
-            <w:pPr>
-              <w:jc w:val="center"/>
-            </w:pPr>
-            <w:r>
-              <w:rPr>
-                <w:sz w:val="18"/>
-              </w:rPr>
-              <w:t xml:space="preserve">7</w:t>
-            </w:r>
-          </w:p>
-        </w:tc>
-        <w:tc>
-          <w:tcPr>
-            <w:tcW w:w="1220" w:type="dxa"/>
-            <w:tcBorders>
-              <w:top w:val="single" w:sz="4" w:color="000000"/>
-              <w:left w:val="single" w:sz="4" w:color="000000"/>
-              <w:bottom w:val="single" w:sz="4" w:color="000000"/>
-              <w:right w:val="single" w:sz="4" w:color="000000"/>
-            </w:tcBorders>
-          </w:tcPr>
-          <w:p>
-            <w:pPr>
-              <w:jc w:val="center"/>
-            </w:pPr>
-          </w:p>
-        </w:tc>
-        <w:tc>
-          <w:tcPr>
-            <w:tcW w:w="400" w:type="dxa"/>
-            <w:tcBorders>
-              <w:top w:val="single" w:sz="4" w:color="000000"/>
-              <w:left w:val="single" w:sz="4" w:color="000000"/>
-              <w:bottom w:val="single" w:sz="4" w:color="000000"/>
-              <w:right w:val="single" w:sz="4" w:color="000000"/>
-            </w:tcBorders>
-          </w:tcPr>
-          <w:p>
-            <w:pPr>
-              <w:jc w:val="center"/>
-            </w:pPr>
-            <w:r>
-              <w:rPr>
-                <w:sz w:val="18"/>
-              </w:rPr>
-              <w:t xml:space="preserve">8</w:t>
             </w:r>
           </w:p>
         </w:tc>

--- a/output/answersheet_comm2_final.docx
+++ b/output/answersheet_comm2_final.docx
@@ -2076,7 +2076,7 @@
               <w:rPr>
                 <w:sz w:val="16"/>
               </w:rPr>
-              <w:t xml:space="preserve">She also saw the poverty of her people and the hard lives of so many women who were fighting against such basic problems as lack of food, firewood and water, and against unemployment.</w:t>
+              <w:t xml:space="preserve">Becoming an adult is a step-by-step process, and just when the young are finally wise enough to be treated as young adults is not the time to give them free access to the drinks bar.</w:t>
             </w:r>
           </w:p>
         </w:tc>

--- a/output/answersheet_comm2_final.docx
+++ b/output/answersheet_comm2_final.docx
@@ -186,6 +186,7 @@
         <w:tc>
           <w:tcPr>
             <w:tcW w:w="464" w:type="dxa"/>
+            <w:vAlign w:val="center"/>
           </w:tcPr>
           <w:p>
             <w:pPr>
@@ -213,17 +214,18 @@
         <w:tc>
           <w:tcPr>
             <w:tcW w:w="1526" w:type="dxa"/>
+            <w:vAlign w:val="center"/>
           </w:tcPr>
           <w:p>
             <w:pPr>
               <w:tabs>
                 <w:tab w:val="right" w:pos="8398"/>
               </w:tabs>
+              <w:jc w:val="center"/>
               <w:rPr>
                 <w:color w:val="000000" w:themeColor="text1"/>
                 <w:szCs w:val="21"/>
               </w:rPr>
-              <w:jc w:val="center"/>
             </w:pPr>
           </w:p>
         </w:tc>
@@ -231,12 +233,14 @@
           <w:tcPr>
             <w:tcW w:w="1527" w:type="dxa"/>
             <w:gridSpan w:val="2"/>
+            <w:vAlign w:val="center"/>
           </w:tcPr>
           <w:p>
             <w:pPr>
               <w:tabs>
                 <w:tab w:val="right" w:pos="8398"/>
               </w:tabs>
+              <w:jc w:val="center"/>
               <w:rPr>
                 <w:color w:val="000000" w:themeColor="text1"/>
                 <w:szCs w:val="21"/>
@@ -247,12 +251,14 @@
         <w:tc>
           <w:tcPr>
             <w:tcW w:w="1527" w:type="dxa"/>
+            <w:vAlign w:val="center"/>
           </w:tcPr>
           <w:p>
             <w:pPr>
               <w:tabs>
                 <w:tab w:val="right" w:pos="8398"/>
               </w:tabs>
+              <w:jc w:val="center"/>
               <w:rPr>
                 <w:color w:val="000000" w:themeColor="text1"/>
                 <w:szCs w:val="21"/>
@@ -263,6 +269,7 @@
         <w:tc>
           <w:tcPr>
             <w:tcW w:w="464" w:type="dxa"/>
+            <w:vAlign w:val="center"/>
           </w:tcPr>
           <w:p>
             <w:pPr>
@@ -290,17 +297,18 @@
         <w:tc>
           <w:tcPr>
             <w:tcW w:w="2290" w:type="dxa"/>
+            <w:vAlign w:val="center"/>
           </w:tcPr>
           <w:p>
             <w:pPr>
               <w:tabs>
                 <w:tab w:val="right" w:pos="8398"/>
               </w:tabs>
+              <w:jc w:val="center"/>
               <w:rPr>
                 <w:color w:val="000000" w:themeColor="text1"/>
                 <w:szCs w:val="21"/>
               </w:rPr>
-              <w:jc w:val="center"/>
             </w:pPr>
           </w:p>
         </w:tc>
@@ -311,12 +319,14 @@
               <w:bottom w:val="single" w:sz="4" w:space="0" w:color="auto"/>
               <w:tl2br w:val="single" w:sz="4" w:space="0" w:color="auto"/>
             </w:tcBorders>
+            <w:vAlign w:val="center"/>
           </w:tcPr>
           <w:p>
             <w:pPr>
               <w:tabs>
                 <w:tab w:val="right" w:pos="8398"/>
               </w:tabs>
+              <w:jc w:val="center"/>
               <w:rPr>
                 <w:color w:val="000000" w:themeColor="text1"/>
                 <w:szCs w:val="21"/>
@@ -332,6 +342,7 @@
         <w:tc>
           <w:tcPr>
             <w:tcW w:w="464" w:type="dxa"/>
+            <w:vAlign w:val="center"/>
           </w:tcPr>
           <w:p>
             <w:pPr>
@@ -360,17 +371,18 @@
           <w:tcPr>
             <w:tcW w:w="2290" w:type="dxa"/>
             <w:gridSpan w:val="2"/>
+            <w:vAlign w:val="center"/>
           </w:tcPr>
           <w:p>
             <w:pPr>
               <w:tabs>
                 <w:tab w:val="right" w:pos="8398"/>
               </w:tabs>
+              <w:jc w:val="center"/>
               <w:rPr>
                 <w:color w:val="000000" w:themeColor="text1"/>
                 <w:szCs w:val="21"/>
               </w:rPr>
-              <w:jc w:val="center"/>
             </w:pPr>
           </w:p>
         </w:tc>
@@ -382,12 +394,14 @@
               <w:bottom w:val="single" w:sz="4" w:space="0" w:color="auto"/>
               <w:tl2br w:val="single" w:sz="4" w:space="0" w:color="auto"/>
             </w:tcBorders>
+            <w:vAlign w:val="center"/>
           </w:tcPr>
           <w:p>
             <w:pPr>
               <w:tabs>
                 <w:tab w:val="right" w:pos="8398"/>
               </w:tabs>
+              <w:jc w:val="center"/>
               <w:rPr>
                 <w:color w:val="000000" w:themeColor="text1"/>
                 <w:szCs w:val="21"/>
@@ -398,6 +412,7 @@
         <w:tc>
           <w:tcPr>
             <w:tcW w:w="464" w:type="dxa"/>
+            <w:vAlign w:val="center"/>
           </w:tcPr>
           <w:p>
             <w:pPr>
@@ -425,17 +440,18 @@
         <w:tc>
           <w:tcPr>
             <w:tcW w:w="2290" w:type="dxa"/>
+            <w:vAlign w:val="center"/>
           </w:tcPr>
           <w:p>
             <w:pPr>
               <w:tabs>
                 <w:tab w:val="right" w:pos="8398"/>
               </w:tabs>
+              <w:jc w:val="center"/>
               <w:rPr>
                 <w:color w:val="000000" w:themeColor="text1"/>
                 <w:szCs w:val="21"/>
               </w:rPr>
-              <w:jc w:val="center"/>
             </w:pPr>
           </w:p>
         </w:tc>
@@ -445,12 +461,14 @@
             <w:tcBorders>
               <w:tl2br w:val="nil"/>
             </w:tcBorders>
+            <w:vAlign w:val="center"/>
           </w:tcPr>
           <w:p>
             <w:pPr>
               <w:tabs>
                 <w:tab w:val="right" w:pos="8398"/>
               </w:tabs>
+              <w:jc w:val="center"/>
               <w:rPr>
                 <w:color w:val="000000" w:themeColor="text1"/>
                 <w:szCs w:val="21"/>
@@ -466,6 +484,7 @@
         <w:tc>
           <w:tcPr>
             <w:tcW w:w="464" w:type="dxa"/>
+            <w:vAlign w:val="center"/>
           </w:tcPr>
           <w:p>
             <w:pPr>
@@ -494,17 +513,18 @@
           <w:tcPr>
             <w:tcW w:w="2290" w:type="dxa"/>
             <w:gridSpan w:val="2"/>
+            <w:vAlign w:val="center"/>
           </w:tcPr>
           <w:p>
             <w:pPr>
               <w:tabs>
                 <w:tab w:val="right" w:pos="8398"/>
               </w:tabs>
+              <w:jc w:val="center"/>
               <w:rPr>
                 <w:color w:val="000000" w:themeColor="text1"/>
                 <w:szCs w:val="21"/>
               </w:rPr>
-              <w:jc w:val="center"/>
             </w:pPr>
           </w:p>
         </w:tc>
@@ -516,12 +536,14 @@
               <w:bottom w:val="single" w:sz="4" w:space="0" w:color="auto"/>
               <w:tl2br w:val="single" w:sz="4" w:space="0" w:color="auto"/>
             </w:tcBorders>
+            <w:vAlign w:val="center"/>
           </w:tcPr>
           <w:p>
             <w:pPr>
               <w:tabs>
                 <w:tab w:val="right" w:pos="8398"/>
               </w:tabs>
+              <w:jc w:val="center"/>
               <w:rPr>
                 <w:color w:val="000000" w:themeColor="text1"/>
                 <w:szCs w:val="21"/>
@@ -532,6 +554,7 @@
         <w:tc>
           <w:tcPr>
             <w:tcW w:w="464" w:type="dxa"/>
+            <w:vAlign w:val="center"/>
           </w:tcPr>
           <w:p>
             <w:pPr>
@@ -559,17 +582,18 @@
         <w:tc>
           <w:tcPr>
             <w:tcW w:w="2290" w:type="dxa"/>
+            <w:vAlign w:val="center"/>
           </w:tcPr>
           <w:p>
             <w:pPr>
               <w:tabs>
                 <w:tab w:val="right" w:pos="8398"/>
               </w:tabs>
+              <w:jc w:val="center"/>
               <w:rPr>
                 <w:color w:val="000000" w:themeColor="text1"/>
                 <w:szCs w:val="21"/>
               </w:rPr>
-              <w:jc w:val="center"/>
             </w:pPr>
           </w:p>
         </w:tc>
@@ -580,12 +604,14 @@
               <w:bottom w:val="single" w:sz="4" w:space="0" w:color="auto"/>
               <w:tl2br w:val="nil"/>
             </w:tcBorders>
+            <w:vAlign w:val="center"/>
           </w:tcPr>
           <w:p>
             <w:pPr>
               <w:tabs>
                 <w:tab w:val="right" w:pos="8398"/>
               </w:tabs>
+              <w:jc w:val="center"/>
               <w:rPr>
                 <w:color w:val="000000" w:themeColor="text1"/>
                 <w:szCs w:val="21"/>
@@ -601,6 +627,7 @@
         <w:tc>
           <w:tcPr>
             <w:tcW w:w="464" w:type="dxa"/>
+            <w:vAlign w:val="center"/>
           </w:tcPr>
           <w:p>
             <w:pPr>
@@ -628,17 +655,18 @@
         <w:tc>
           <w:tcPr>
             <w:tcW w:w="1526" w:type="dxa"/>
+            <w:vAlign w:val="center"/>
           </w:tcPr>
           <w:p>
             <w:pPr>
               <w:tabs>
                 <w:tab w:val="right" w:pos="8398"/>
               </w:tabs>
+              <w:jc w:val="center"/>
               <w:rPr>
                 <w:color w:val="000000" w:themeColor="text1"/>
                 <w:szCs w:val="21"/>
               </w:rPr>
-              <w:jc w:val="center"/>
             </w:pPr>
           </w:p>
         </w:tc>
@@ -646,12 +674,14 @@
           <w:tcPr>
             <w:tcW w:w="1527" w:type="dxa"/>
             <w:gridSpan w:val="2"/>
+            <w:vAlign w:val="center"/>
           </w:tcPr>
           <w:p>
             <w:pPr>
               <w:tabs>
                 <w:tab w:val="right" w:pos="8398"/>
               </w:tabs>
+              <w:jc w:val="center"/>
               <w:rPr>
                 <w:color w:val="000000" w:themeColor="text1"/>
                 <w:szCs w:val="21"/>
@@ -662,12 +692,14 @@
         <w:tc>
           <w:tcPr>
             <w:tcW w:w="1527" w:type="dxa"/>
+            <w:vAlign w:val="center"/>
           </w:tcPr>
           <w:p>
             <w:pPr>
               <w:tabs>
                 <w:tab w:val="right" w:pos="8398"/>
               </w:tabs>
+              <w:jc w:val="center"/>
               <w:rPr>
                 <w:color w:val="000000" w:themeColor="text1"/>
                 <w:szCs w:val="21"/>
@@ -681,6 +713,7 @@
             <w:tcBorders>
               <w:bottom w:val="single" w:sz="4" w:space="0" w:color="auto"/>
             </w:tcBorders>
+            <w:vAlign w:val="center"/>
           </w:tcPr>
           <w:p>
             <w:pPr>
@@ -711,17 +744,18 @@
             <w:tcBorders>
               <w:bottom w:val="single" w:sz="4" w:space="0" w:color="auto"/>
             </w:tcBorders>
+            <w:vAlign w:val="center"/>
           </w:tcPr>
           <w:p>
             <w:pPr>
               <w:tabs>
                 <w:tab w:val="right" w:pos="8398"/>
               </w:tabs>
+              <w:jc w:val="center"/>
               <w:rPr>
                 <w:color w:val="000000" w:themeColor="text1"/>
                 <w:szCs w:val="21"/>
               </w:rPr>
-              <w:jc w:val="center"/>
             </w:pPr>
           </w:p>
         </w:tc>
@@ -732,12 +766,14 @@
               <w:bottom w:val="single" w:sz="4" w:space="0" w:color="auto"/>
               <w:tl2br w:val="single" w:sz="4" w:space="0" w:color="auto"/>
             </w:tcBorders>
+            <w:vAlign w:val="center"/>
           </w:tcPr>
           <w:p>
             <w:pPr>
               <w:tabs>
                 <w:tab w:val="right" w:pos="8398"/>
               </w:tabs>
+              <w:jc w:val="center"/>
               <w:rPr>
                 <w:color w:val="000000" w:themeColor="text1"/>
                 <w:szCs w:val="21"/>
@@ -753,6 +789,7 @@
         <w:tc>
           <w:tcPr>
             <w:tcW w:w="464" w:type="dxa"/>
+            <w:vAlign w:val="center"/>
           </w:tcPr>
           <w:p>
             <w:pPr>
@@ -781,17 +818,18 @@
           <w:tcPr>
             <w:tcW w:w="2290" w:type="dxa"/>
             <w:gridSpan w:val="2"/>
+            <w:vAlign w:val="center"/>
           </w:tcPr>
           <w:p>
             <w:pPr>
               <w:tabs>
                 <w:tab w:val="right" w:pos="8398"/>
               </w:tabs>
+              <w:jc w:val="center"/>
               <w:rPr>
                 <w:color w:val="000000" w:themeColor="text1"/>
                 <w:szCs w:val="21"/>
               </w:rPr>
-              <w:jc w:val="center"/>
             </w:pPr>
           </w:p>
         </w:tc>
@@ -799,12 +837,14 @@
           <w:tcPr>
             <w:tcW w:w="2290" w:type="dxa"/>
             <w:gridSpan w:val="2"/>
+            <w:vAlign w:val="center"/>
           </w:tcPr>
           <w:p>
             <w:pPr>
               <w:tabs>
                 <w:tab w:val="right" w:pos="8398"/>
               </w:tabs>
+              <w:jc w:val="center"/>
               <w:rPr>
                 <w:color w:val="000000" w:themeColor="text1"/>
                 <w:szCs w:val="21"/>
@@ -820,12 +860,14 @@
               <w:bottom w:val="nil"/>
               <w:right w:val="nil"/>
             </w:tcBorders>
+            <w:vAlign w:val="center"/>
           </w:tcPr>
           <w:p>
             <w:pPr>
               <w:tabs>
                 <w:tab w:val="right" w:pos="8398"/>
               </w:tabs>
+              <w:jc w:val="center"/>
               <w:rPr>
                 <w:color w:val="000000" w:themeColor="text1"/>
                 <w:szCs w:val="21"/>
@@ -948,13 +990,6 @@
                 <w:szCs w:val="18"/>
               </w:rPr>
             </w:pPr>
-            <w:r>
-              <w:rPr>
-                <w:rFonts w:eastAsia="MS Mincho" w:ascii="Times New Roman" w:hAnsi="Times New Roman"/>
-                <w:b w:val="0"/>
-                <w:sz w:val="22"/>
-              </w:rPr>
-            </w:r>
           </w:p>
         </w:tc>
         <w:tc>
@@ -1004,13 +1039,6 @@
                 <w:szCs w:val="18"/>
               </w:rPr>
             </w:pPr>
-            <w:r>
-              <w:rPr>
-                <w:rFonts w:eastAsia="MS Mincho" w:ascii="Times New Roman" w:hAnsi="Times New Roman"/>
-                <w:b w:val="0"/>
-                <w:sz w:val="22"/>
-              </w:rPr>
-            </w:r>
           </w:p>
         </w:tc>
         <w:tc>
@@ -1060,13 +1088,6 @@
                 <w:szCs w:val="18"/>
               </w:rPr>
             </w:pPr>
-            <w:r>
-              <w:rPr>
-                <w:rFonts w:eastAsia="MS Mincho" w:ascii="Times New Roman" w:hAnsi="Times New Roman"/>
-                <w:b w:val="0"/>
-                <w:sz w:val="22"/>
-              </w:rPr>
-            </w:r>
           </w:p>
         </w:tc>
       </w:tr>
@@ -1252,13 +1273,6 @@
                 <w:szCs w:val="18"/>
               </w:rPr>
             </w:pPr>
-            <w:r>
-              <w:rPr>
-                <w:rFonts w:eastAsia="MS Mincho" w:ascii="Times New Roman" w:hAnsi="Times New Roman"/>
-                <w:b w:val="0"/>
-                <w:sz w:val="22"/>
-              </w:rPr>
-            </w:r>
           </w:p>
         </w:tc>
         <w:tc>
@@ -1300,13 +1314,6 @@
                 <w:szCs w:val="18"/>
               </w:rPr>
             </w:pPr>
-            <w:r>
-              <w:rPr>
-                <w:rFonts w:eastAsia="MS Mincho" w:ascii="Times New Roman" w:hAnsi="Times New Roman"/>
-                <w:b w:val="0"/>
-                <w:sz w:val="22"/>
-              </w:rPr>
-            </w:r>
           </w:p>
         </w:tc>
         <w:tc>
@@ -1348,13 +1355,6 @@
                 <w:szCs w:val="18"/>
               </w:rPr>
             </w:pPr>
-            <w:r>
-              <w:rPr>
-                <w:rFonts w:eastAsia="MS Mincho" w:ascii="Times New Roman" w:hAnsi="Times New Roman"/>
-                <w:b w:val="0"/>
-                <w:sz w:val="22"/>
-              </w:rPr>
-            </w:r>
           </w:p>
         </w:tc>
         <w:tc>
@@ -1396,13 +1396,6 @@
                 <w:szCs w:val="18"/>
               </w:rPr>
             </w:pPr>
-            <w:r>
-              <w:rPr>
-                <w:rFonts w:eastAsia="MS Mincho" w:ascii="Times New Roman" w:hAnsi="Times New Roman"/>
-                <w:b w:val="0"/>
-                <w:sz w:val="22"/>
-              </w:rPr>
-            </w:r>
           </w:p>
         </w:tc>
       </w:tr>
@@ -1596,6 +1589,7 @@
         <w:tc>
           <w:tcPr>
             <w:tcW w:w="4580" w:type="dxa"/>
+            <w:vAlign w:val="center"/>
           </w:tcPr>
           <w:p>
             <w:pPr>
@@ -1608,13 +1602,6 @@
                 <w:szCs w:val="21"/>
               </w:rPr>
             </w:pPr>
-            <w:r>
-              <w:rPr>
-                <w:rFonts w:eastAsia="MS Mincho" w:ascii="Times New Roman" w:hAnsi="Times New Roman"/>
-                <w:b w:val="0"/>
-                <w:sz w:val="18"/>
-              </w:rPr>
-            </w:r>
           </w:p>
         </w:tc>
         <w:tc>
@@ -1647,6 +1634,7 @@
         <w:tc>
           <w:tcPr>
             <w:tcW w:w="4704" w:type="dxa"/>
+            <w:vAlign w:val="center"/>
           </w:tcPr>
           <w:p>
             <w:pPr>
@@ -1659,13 +1647,6 @@
                 <w:szCs w:val="21"/>
               </w:rPr>
             </w:pPr>
-            <w:r>
-              <w:rPr>
-                <w:rFonts w:eastAsia="MS Mincho" w:ascii="Times New Roman" w:hAnsi="Times New Roman"/>
-                <w:b w:val="0"/>
-                <w:sz w:val="18"/>
-              </w:rPr>
-            </w:r>
           </w:p>
         </w:tc>
       </w:tr>
@@ -1703,6 +1684,7 @@
         <w:tc>
           <w:tcPr>
             <w:tcW w:w="4580" w:type="dxa"/>
+            <w:vAlign w:val="center"/>
           </w:tcPr>
           <w:p>
             <w:pPr>
@@ -1715,13 +1697,6 @@
                 <w:szCs w:val="21"/>
               </w:rPr>
             </w:pPr>
-            <w:r>
-              <w:rPr>
-                <w:rFonts w:eastAsia="MS Mincho" w:ascii="Times New Roman" w:hAnsi="Times New Roman"/>
-                <w:b w:val="0"/>
-                <w:sz w:val="18"/>
-              </w:rPr>
-            </w:r>
           </w:p>
         </w:tc>
         <w:tc>
@@ -1760,6 +1735,7 @@
             <w:tcBorders>
               <w:bottom w:val="single" w:sz="4" w:space="0" w:color="auto"/>
             </w:tcBorders>
+            <w:vAlign w:val="center"/>
           </w:tcPr>
           <w:p>
             <w:pPr>
@@ -1772,13 +1748,6 @@
                 <w:szCs w:val="21"/>
               </w:rPr>
             </w:pPr>
-            <w:r>
-              <w:rPr>
-                <w:rFonts w:eastAsia="MS Mincho" w:ascii="Times New Roman" w:hAnsi="Times New Roman"/>
-                <w:b w:val="0"/>
-                <w:sz w:val="18"/>
-              </w:rPr>
-            </w:r>
           </w:p>
         </w:tc>
       </w:tr>
@@ -1816,6 +1785,7 @@
         <w:tc>
           <w:tcPr>
             <w:tcW w:w="4580" w:type="dxa"/>
+            <w:vAlign w:val="center"/>
           </w:tcPr>
           <w:p>
             <w:pPr>
@@ -1828,13 +1798,6 @@
                 <w:szCs w:val="21"/>
               </w:rPr>
             </w:pPr>
-            <w:r>
-              <w:rPr>
-                <w:rFonts w:eastAsia="MS Mincho" w:ascii="Times New Roman" w:hAnsi="Times New Roman"/>
-                <w:b w:val="0"/>
-                <w:sz w:val="18"/>
-              </w:rPr>
-            </w:r>
           </w:p>
         </w:tc>
         <w:tc>
@@ -2001,533 +1964,357 @@
     <w:tbl>
       <w:tblPr>
         <w:tblStyle w:val="a3"/>
-        <w:tblW w:w="0" w:type="auto"/>
+        <w:tblW w:w="10206" w:type="dxa"/>
         <w:tblInd w:w="137" w:type="dxa"/>
         <w:tblLook w:val="04A0" w:firstRow="1" w:lastRow="0" w:firstColumn="1" w:lastColumn="0" w:noHBand="0" w:noVBand="1"/>
       </w:tblPr>
       <w:tblGrid>
-        <w:gridCol w:w="396"/>
-        <w:gridCol w:w="1305"/>
-        <w:gridCol w:w="396"/>
-        <w:gridCol w:w="1305"/>
-        <w:gridCol w:w="396"/>
-        <w:gridCol w:w="1305"/>
-        <w:gridCol w:w="396"/>
-        <w:gridCol w:w="1305"/>
-        <w:gridCol w:w="3402"/>
+        <w:gridCol w:w="385"/>
+        <w:gridCol w:w="182"/>
+        <w:gridCol w:w="1984"/>
+        <w:gridCol w:w="568"/>
+        <w:gridCol w:w="1984"/>
+        <w:gridCol w:w="425"/>
+        <w:gridCol w:w="2126"/>
+        <w:gridCol w:w="426"/>
+        <w:gridCol w:w="2126"/>
       </w:tblGrid>
       <w:tr>
-        <w:tc>
-          <w:tcPr>
-            <w:tcW w:w="400" w:type="dxa"/>
-            <w:tcBorders>
-              <w:top w:val="single" w:sz="4" w:color="000000"/>
-              <w:left w:val="single" w:sz="4" w:color="000000"/>
-              <w:bottom w:val="single" w:sz="4" w:color="000000"/>
-              <w:right w:val="single" w:sz="4" w:color="000000"/>
-            </w:tcBorders>
-          </w:tcPr>
-          <w:p>
-            <w:pPr>
-              <w:jc w:val="center"/>
-              <w:spacing w:after="0"/>
-            </w:pPr>
+        <w:trPr>
+          <w:trHeight w:val="899"/>
+        </w:trPr>
+        <w:tc>
+          <w:tcPr>
+            <w:tcW w:w="385" w:type="dxa"/>
+            <w:tcBorders>
+              <w:top w:val="single" w:sz="4" w:space="0" w:color="000000"/>
+              <w:left w:val="single" w:sz="4" w:space="0" w:color="000000"/>
+              <w:bottom w:val="single" w:sz="4" w:space="0" w:color="000000"/>
+              <w:right w:val="single" w:sz="4" w:space="0" w:color="000000"/>
+            </w:tcBorders>
+            <w:vAlign w:val="center"/>
+          </w:tcPr>
+          <w:p>
             <w:r>
               <w:rPr>
                 <w:sz w:val="16"/>
               </w:rPr>
-              <w:t xml:space="preserve">1</w:t>
-            </w:r>
-          </w:p>
-        </w:tc>
-        <w:tc>
-          <w:tcPr>
-            <w:tcW w:w="600" w:type="dxa"/>
-            <w:tcBorders>
-              <w:top w:val="single" w:sz="4" w:color="000000"/>
-              <w:left w:val="single" w:sz="4" w:color="000000"/>
-              <w:bottom w:val="single" w:sz="4" w:color="000000"/>
-              <w:right w:val="single" w:sz="4" w:color="000000"/>
-            </w:tcBorders>
-          </w:tcPr>
-          <w:p>
-            <w:pPr>
-              <w:jc w:val="center"/>
-              <w:spacing w:after="0"/>
-            </w:pPr>
-          </w:p>
-        </w:tc>
-        <w:tc>
-          <w:tcPr>
-            <w:tcW w:w="5480" w:type="dxa"/>
-            <w:tcBorders>
-              <w:top w:val="single" w:sz="4" w:color="000000"/>
-              <w:left w:val="single" w:sz="4" w:color="000000"/>
-              <w:bottom w:val="single" w:sz="4" w:color="000000"/>
-              <w:right w:val="single" w:sz="4" w:color="000000"/>
+              <w:t>1</w:t>
+            </w:r>
+          </w:p>
+        </w:tc>
+        <w:tc>
+          <w:tcPr>
+            <w:tcW w:w="9821" w:type="dxa"/>
+            <w:gridSpan w:val="8"/>
+            <w:tcBorders>
+              <w:top w:val="single" w:sz="4" w:space="0" w:color="000000"/>
+              <w:left w:val="single" w:sz="4" w:space="0" w:color="000000"/>
+              <w:bottom w:val="single" w:sz="4" w:space="0" w:color="000000"/>
+              <w:right w:val="single" w:sz="4" w:space="0" w:color="000000"/>
             </w:tcBorders>
           </w:tcPr>
           <w:p>
             <w:pPr>
               <w:jc w:val="left"/>
-              <w:spacing w:after="0"/>
             </w:pPr>
             <w:r>
               <w:rPr>
                 <w:sz w:val="16"/>
               </w:rPr>
-              <w:t xml:space="preserve">Becoming an adult is a step-by-step process, and just when the young are finally wise enough to be treated as young adults is not the time to give them free access to the drinks bar.</w:t>
+              <w:t>Becoming an adult is a step-by-step process, and just when the young are finally wise enough to be treated as young adults is not the time to give them free access to the drinks bar.</w:t>
             </w:r>
           </w:p>
         </w:tc>
       </w:tr>
       <w:tr>
-        <w:tc>
-          <w:tcPr>
-            <w:tcW w:w="400" w:type="dxa"/>
-            <w:tcBorders>
-              <w:top w:val="single" w:sz="4" w:color="000000"/>
-              <w:left w:val="single" w:sz="4" w:color="000000"/>
-              <w:bottom w:val="single" w:sz="4" w:color="000000"/>
-              <w:right w:val="single" w:sz="4" w:color="000000"/>
-            </w:tcBorders>
-          </w:tcPr>
-          <w:p>
-            <w:pPr>
-              <w:jc w:val="center"/>
-              <w:spacing w:after="0"/>
-            </w:pPr>
-          </w:p>
-        </w:tc>
-        <w:tc>
-          <w:tcPr>
-            <w:tcW w:w="600" w:type="dxa"/>
-            <w:tcBorders>
-              <w:top w:val="single" w:sz="4" w:color="000000"/>
-              <w:left w:val="single" w:sz="4" w:color="000000"/>
-              <w:bottom w:val="single" w:sz="4" w:color="000000"/>
-              <w:right w:val="single" w:sz="4" w:color="000000"/>
-            </w:tcBorders>
-          </w:tcPr>
-          <w:p>
-            <w:pPr>
-              <w:jc w:val="center"/>
-              <w:spacing w:after="0"/>
-            </w:pPr>
+        <w:trPr>
+          <w:trHeight w:val="881"/>
+        </w:trPr>
+        <w:tc>
+          <w:tcPr>
+            <w:tcW w:w="385" w:type="dxa"/>
+            <w:tcBorders>
+              <w:top w:val="single" w:sz="4" w:space="0" w:color="000000"/>
+              <w:left w:val="single" w:sz="4" w:space="0" w:color="000000"/>
+              <w:bottom w:val="single" w:sz="4" w:space="0" w:color="000000"/>
+              <w:right w:val="single" w:sz="4" w:space="0" w:color="000000"/>
+            </w:tcBorders>
+            <w:vAlign w:val="center"/>
+          </w:tcPr>
+          <w:p>
             <w:r>
               <w:rPr>
                 <w:sz w:val="16"/>
               </w:rPr>
-              <w:t xml:space="preserve">記号</w:t>
-            </w:r>
-          </w:p>
-        </w:tc>
-        <w:tc>
-          <w:tcPr>
-            <w:tcW w:w="5480" w:type="dxa"/>
-            <w:tcBorders>
-              <w:top w:val="single" w:sz="4" w:color="000000"/>
-              <w:left w:val="single" w:sz="4" w:color="000000"/>
-              <w:bottom w:val="single" w:sz="4" w:color="000000"/>
-              <w:right w:val="single" w:sz="4" w:color="000000"/>
-            </w:tcBorders>
-          </w:tcPr>
-          <w:p>
-            <w:pPr>
-              <w:jc w:val="center"/>
-              <w:spacing w:after="0"/>
+              <w:t>訳</w:t>
+            </w:r>
+          </w:p>
+        </w:tc>
+        <w:tc>
+          <w:tcPr>
+            <w:tcW w:w="9821" w:type="dxa"/>
+            <w:gridSpan w:val="8"/>
+            <w:tcBorders>
+              <w:top w:val="single" w:sz="4" w:space="0" w:color="000000"/>
+              <w:left w:val="single" w:sz="4" w:space="0" w:color="000000"/>
+              <w:bottom w:val="single" w:sz="4" w:space="0" w:color="000000"/>
+              <w:right w:val="single" w:sz="4" w:space="0" w:color="000000"/>
+            </w:tcBorders>
+            <w:vAlign w:val="center"/>
+          </w:tcPr>
+          <w:p>
+            <w:pPr>
+              <w:jc w:val="left"/>
             </w:pPr>
           </w:p>
         </w:tc>
       </w:tr>
       <w:tr>
-        <w:tc>
-          <w:tcPr>
-            <w:tcW w:w="400" w:type="dxa"/>
-            <w:tcBorders>
-              <w:top w:val="single" w:sz="4" w:color="000000"/>
-              <w:left w:val="single" w:sz="4" w:color="000000"/>
-              <w:bottom w:val="single" w:sz="4" w:color="000000"/>
-              <w:right w:val="single" w:sz="4" w:color="000000"/>
-            </w:tcBorders>
-          </w:tcPr>
-          <w:p>
-            <w:pPr>
-              <w:jc w:val="center"/>
-              <w:spacing w:after="0"/>
-            </w:pPr>
-          </w:p>
-        </w:tc>
-        <w:tc>
-          <w:tcPr>
-            <w:tcW w:w="600" w:type="dxa"/>
-            <w:tcBorders>
-              <w:top w:val="single" w:sz="4" w:color="000000"/>
-              <w:left w:val="single" w:sz="4" w:color="000000"/>
-              <w:bottom w:val="single" w:sz="4" w:color="000000"/>
-              <w:right w:val="single" w:sz="4" w:color="000000"/>
-            </w:tcBorders>
-          </w:tcPr>
-          <w:p>
-            <w:pPr>
-              <w:jc w:val="center"/>
-              <w:spacing w:after="0"/>
-            </w:pPr>
+        <w:trPr>
+          <w:trHeight w:val="939"/>
+        </w:trPr>
+        <w:tc>
+          <w:tcPr>
+            <w:tcW w:w="385" w:type="dxa"/>
+            <w:tcBorders>
+              <w:top w:val="single" w:sz="4" w:space="0" w:color="000000"/>
+              <w:left w:val="single" w:sz="4" w:space="0" w:color="000000"/>
+              <w:bottom w:val="single" w:sz="4" w:space="0" w:color="000000"/>
+              <w:right w:val="single" w:sz="4" w:space="0" w:color="000000"/>
+            </w:tcBorders>
+            <w:vAlign w:val="center"/>
+          </w:tcPr>
+          <w:p>
             <w:r>
               <w:rPr>
                 <w:sz w:val="16"/>
               </w:rPr>
-              <w:t xml:space="preserve">訳</w:t>
-            </w:r>
-          </w:p>
-        </w:tc>
-        <w:tc>
-          <w:tcPr>
-            <w:tcW w:w="5480" w:type="dxa"/>
-            <w:tcBorders>
-              <w:top w:val="single" w:sz="4" w:color="000000"/>
-              <w:left w:val="single" w:sz="4" w:color="000000"/>
-              <w:bottom w:val="single" w:sz="4" w:color="000000"/>
-              <w:right w:val="single" w:sz="4" w:color="000000"/>
-            </w:tcBorders>
-          </w:tcPr>
-          <w:p>
-            <w:pPr>
-              <w:jc w:val="center"/>
-              <w:spacing w:after="0"/>
-            </w:pPr>
+              <w:t>2</w:t>
+            </w:r>
+          </w:p>
+        </w:tc>
+        <w:tc>
+          <w:tcPr>
+            <w:tcW w:w="9821" w:type="dxa"/>
+            <w:gridSpan w:val="8"/>
+            <w:tcBorders>
+              <w:top w:val="single" w:sz="4" w:space="0" w:color="000000"/>
+              <w:left w:val="single" w:sz="4" w:space="0" w:color="000000"/>
+              <w:bottom w:val="single" w:sz="4" w:space="0" w:color="000000"/>
+              <w:right w:val="single" w:sz="4" w:space="0" w:color="000000"/>
+            </w:tcBorders>
+          </w:tcPr>
+          <w:p>
+            <w:pPr>
+              <w:jc w:val="left"/>
+            </w:pPr>
+            <w:r>
+              <w:rPr>
+                <w:sz w:val="16"/>
+              </w:rPr>
+              <w:t>Although we know that the earth revolves around the sun, we cannot recite the astronomical observations and calculations that led to that conclusion.</w:t>
+            </w:r>
           </w:p>
         </w:tc>
       </w:tr>
       <w:tr>
-        <w:tc>
-          <w:tcPr>
-            <w:tcW w:w="400" w:type="dxa"/>
-            <w:tcBorders>
-              <w:top w:val="single" w:sz="4" w:color="000000"/>
-              <w:left w:val="single" w:sz="4" w:color="000000"/>
-              <w:bottom w:val="single" w:sz="4" w:color="000000"/>
-              <w:right w:val="single" w:sz="4" w:color="000000"/>
-            </w:tcBorders>
-          </w:tcPr>
-          <w:p>
-            <w:pPr>
-              <w:jc w:val="center"/>
-              <w:spacing w:after="0"/>
-            </w:pPr>
+        <w:trPr>
+          <w:trHeight w:val="819"/>
+        </w:trPr>
+        <w:tc>
+          <w:tcPr>
+            <w:tcW w:w="385" w:type="dxa"/>
+            <w:tcBorders>
+              <w:top w:val="single" w:sz="4" w:space="0" w:color="000000"/>
+              <w:left w:val="single" w:sz="4" w:space="0" w:color="000000"/>
+              <w:bottom w:val="single" w:sz="4" w:space="0" w:color="000000"/>
+              <w:right w:val="single" w:sz="4" w:space="0" w:color="000000"/>
+            </w:tcBorders>
+            <w:vAlign w:val="center"/>
+          </w:tcPr>
+          <w:p>
             <w:r>
               <w:rPr>
                 <w:sz w:val="16"/>
               </w:rPr>
-              <w:t xml:space="preserve">2</w:t>
-            </w:r>
-          </w:p>
-        </w:tc>
-        <w:tc>
-          <w:tcPr>
-            <w:tcW w:w="600" w:type="dxa"/>
-            <w:tcBorders>
-              <w:top w:val="single" w:sz="4" w:color="000000"/>
-              <w:left w:val="single" w:sz="4" w:color="000000"/>
-              <w:bottom w:val="single" w:sz="4" w:color="000000"/>
-              <w:right w:val="single" w:sz="4" w:color="000000"/>
-            </w:tcBorders>
-          </w:tcPr>
-          <w:p>
-            <w:pPr>
-              <w:jc w:val="center"/>
-              <w:spacing w:after="0"/>
-            </w:pPr>
-          </w:p>
-        </w:tc>
-        <w:tc>
-          <w:tcPr>
-            <w:tcW w:w="5480" w:type="dxa"/>
-            <w:tcBorders>
-              <w:top w:val="single" w:sz="4" w:color="000000"/>
-              <w:left w:val="single" w:sz="4" w:color="000000"/>
-              <w:bottom w:val="single" w:sz="4" w:color="000000"/>
-              <w:right w:val="single" w:sz="4" w:color="000000"/>
-            </w:tcBorders>
+              <w:t>訳</w:t>
+            </w:r>
+          </w:p>
+        </w:tc>
+        <w:tc>
+          <w:tcPr>
+            <w:tcW w:w="9821" w:type="dxa"/>
+            <w:gridSpan w:val="8"/>
+            <w:tcBorders>
+              <w:top w:val="single" w:sz="4" w:space="0" w:color="000000"/>
+              <w:left w:val="single" w:sz="4" w:space="0" w:color="000000"/>
+              <w:bottom w:val="single" w:sz="4" w:space="0" w:color="000000"/>
+              <w:right w:val="single" w:sz="4" w:space="0" w:color="000000"/>
+            </w:tcBorders>
+            <w:vAlign w:val="center"/>
           </w:tcPr>
           <w:p>
             <w:pPr>
               <w:jc w:val="left"/>
-              <w:spacing w:after="0"/>
-            </w:pPr>
-            <w:r>
-              <w:rPr>
-                <w:sz w:val="16"/>
-              </w:rPr>
-              <w:t xml:space="preserve">Although we know that the earth revolves around the sun, we cannot recite the astronomical observations and calculations that led to that conclusion.</w:t>
-            </w:r>
+            </w:pPr>
           </w:p>
         </w:tc>
       </w:tr>
       <w:tr>
-        <w:tc>
-          <w:tcPr>
-            <w:tcW w:w="400" w:type="dxa"/>
-            <w:tcBorders>
-              <w:top w:val="single" w:sz="4" w:color="000000"/>
-              <w:left w:val="single" w:sz="4" w:color="000000"/>
-              <w:bottom w:val="single" w:sz="4" w:color="000000"/>
-              <w:right w:val="single" w:sz="4" w:color="000000"/>
-            </w:tcBorders>
-          </w:tcPr>
-          <w:p>
-            <w:pPr>
-              <w:jc w:val="center"/>
-              <w:spacing w:after="0"/>
-            </w:pPr>
-          </w:p>
-        </w:tc>
-        <w:tc>
-          <w:tcPr>
-            <w:tcW w:w="600" w:type="dxa"/>
-            <w:tcBorders>
-              <w:top w:val="single" w:sz="4" w:color="000000"/>
-              <w:left w:val="single" w:sz="4" w:color="000000"/>
-              <w:bottom w:val="single" w:sz="4" w:color="000000"/>
-              <w:right w:val="single" w:sz="4" w:color="000000"/>
-            </w:tcBorders>
-          </w:tcPr>
-          <w:p>
-            <w:pPr>
-              <w:jc w:val="center"/>
-              <w:spacing w:after="0"/>
-            </w:pPr>
-            <w:r>
-              <w:rPr>
-                <w:sz w:val="16"/>
-              </w:rPr>
-              <w:t xml:space="preserve">記号</w:t>
-            </w:r>
-          </w:p>
-        </w:tc>
-        <w:tc>
-          <w:tcPr>
-            <w:tcW w:w="5480" w:type="dxa"/>
-            <w:tcBorders>
-              <w:top w:val="single" w:sz="4" w:color="000000"/>
-              <w:left w:val="single" w:sz="4" w:color="000000"/>
-              <w:bottom w:val="single" w:sz="4" w:color="000000"/>
-              <w:right w:val="single" w:sz="4" w:color="000000"/>
-            </w:tcBorders>
-          </w:tcPr>
-          <w:p>
-            <w:pPr>
-              <w:jc w:val="center"/>
-              <w:spacing w:after="0"/>
-            </w:pPr>
-          </w:p>
-        </w:tc>
-      </w:tr>
-      <w:tr>
-        <w:tc>
-          <w:tcPr>
-            <w:tcW w:w="400" w:type="dxa"/>
-            <w:tcBorders>
-              <w:top w:val="single" w:sz="4" w:color="000000"/>
-              <w:left w:val="single" w:sz="4" w:color="000000"/>
-              <w:bottom w:val="single" w:sz="4" w:color="000000"/>
-              <w:right w:val="single" w:sz="4" w:color="000000"/>
-            </w:tcBorders>
-          </w:tcPr>
-          <w:p>
-            <w:pPr>
-              <w:jc w:val="center"/>
-              <w:spacing w:after="0"/>
-            </w:pPr>
-          </w:p>
-        </w:tc>
-        <w:tc>
-          <w:tcPr>
-            <w:tcW w:w="600" w:type="dxa"/>
-            <w:tcBorders>
-              <w:top w:val="single" w:sz="4" w:color="000000"/>
-              <w:left w:val="single" w:sz="4" w:color="000000"/>
-              <w:bottom w:val="single" w:sz="4" w:color="000000"/>
-              <w:right w:val="single" w:sz="4" w:color="000000"/>
-            </w:tcBorders>
-          </w:tcPr>
-          <w:p>
-            <w:pPr>
-              <w:jc w:val="center"/>
-              <w:spacing w:after="0"/>
-            </w:pPr>
-            <w:r>
-              <w:rPr>
-                <w:sz w:val="16"/>
-              </w:rPr>
-              <w:t xml:space="preserve">訳</w:t>
-            </w:r>
-          </w:p>
-        </w:tc>
-        <w:tc>
-          <w:tcPr>
-            <w:tcW w:w="5480" w:type="dxa"/>
-            <w:tcBorders>
-              <w:top w:val="single" w:sz="4" w:color="000000"/>
-              <w:left w:val="single" w:sz="4" w:color="000000"/>
-              <w:bottom w:val="single" w:sz="4" w:color="000000"/>
-              <w:right w:val="single" w:sz="4" w:color="000000"/>
-            </w:tcBorders>
-          </w:tcPr>
-          <w:p>
-            <w:pPr>
-              <w:jc w:val="center"/>
-              <w:spacing w:after="0"/>
-            </w:pPr>
-          </w:p>
-        </w:tc>
-      </w:tr>
-      <w:tr>
-        <w:tc>
-          <w:tcPr>
-            <w:tcW w:w="400" w:type="dxa"/>
-            <w:tcBorders>
-              <w:top w:val="single" w:sz="4" w:color="000000"/>
-              <w:left w:val="single" w:sz="4" w:color="000000"/>
-              <w:bottom w:val="single" w:sz="4" w:color="000000"/>
-              <w:right w:val="single" w:sz="4" w:color="000000"/>
-            </w:tcBorders>
-          </w:tcPr>
-          <w:p>
-            <w:pPr>
-              <w:jc w:val="center"/>
-            </w:pPr>
-            <w:r>
-              <w:rPr>
-                <w:sz w:val="18"/>
-              </w:rPr>
-              <w:t xml:space="preserve">3</w:t>
-            </w:r>
-          </w:p>
-        </w:tc>
-        <w:tc>
-          <w:tcPr>
-            <w:tcW w:w="1220" w:type="dxa"/>
-            <w:tcBorders>
-              <w:top w:val="single" w:sz="4" w:color="000000"/>
-              <w:left w:val="single" w:sz="4" w:color="000000"/>
-              <w:bottom w:val="single" w:sz="4" w:color="000000"/>
-              <w:right w:val="single" w:sz="4" w:color="000000"/>
-            </w:tcBorders>
-          </w:tcPr>
-          <w:p>
-            <w:pPr>
-              <w:jc w:val="center"/>
-            </w:pPr>
-          </w:p>
-        </w:tc>
-        <w:tc>
-          <w:tcPr>
-            <w:tcW w:w="400" w:type="dxa"/>
-            <w:tcBorders>
-              <w:top w:val="single" w:sz="4" w:color="000000"/>
-              <w:left w:val="single" w:sz="4" w:color="000000"/>
-              <w:bottom w:val="single" w:sz="4" w:color="000000"/>
-              <w:right w:val="single" w:sz="4" w:color="000000"/>
-            </w:tcBorders>
-          </w:tcPr>
-          <w:p>
-            <w:pPr>
-              <w:jc w:val="center"/>
-            </w:pPr>
-            <w:r>
-              <w:rPr>
-                <w:sz w:val="18"/>
-              </w:rPr>
-              <w:t xml:space="preserve">4</w:t>
-            </w:r>
-          </w:p>
-        </w:tc>
-        <w:tc>
-          <w:tcPr>
-            <w:tcW w:w="1220" w:type="dxa"/>
-            <w:tcBorders>
-              <w:top w:val="single" w:sz="4" w:color="000000"/>
-              <w:left w:val="single" w:sz="4" w:color="000000"/>
-              <w:bottom w:val="single" w:sz="4" w:color="000000"/>
-              <w:right w:val="single" w:sz="4" w:color="000000"/>
-            </w:tcBorders>
-          </w:tcPr>
-          <w:p>
-            <w:pPr>
-              <w:jc w:val="center"/>
-            </w:pPr>
-          </w:p>
-        </w:tc>
-        <w:tc>
-          <w:tcPr>
-            <w:tcW w:w="400" w:type="dxa"/>
-            <w:tcBorders>
-              <w:top w:val="single" w:sz="4" w:color="000000"/>
-              <w:left w:val="single" w:sz="4" w:color="000000"/>
-              <w:bottom w:val="single" w:sz="4" w:color="000000"/>
-              <w:right w:val="single" w:sz="4" w:color="000000"/>
-            </w:tcBorders>
-          </w:tcPr>
-          <w:p>
-            <w:pPr>
-              <w:jc w:val="center"/>
-            </w:pPr>
-            <w:r>
-              <w:rPr>
-                <w:sz w:val="18"/>
-              </w:rPr>
-              <w:t xml:space="preserve">5</w:t>
-            </w:r>
-          </w:p>
-        </w:tc>
-        <w:tc>
-          <w:tcPr>
-            <w:tcW w:w="1220" w:type="dxa"/>
-            <w:tcBorders>
-              <w:top w:val="single" w:sz="4" w:color="000000"/>
-              <w:left w:val="single" w:sz="4" w:color="000000"/>
-              <w:bottom w:val="single" w:sz="4" w:color="000000"/>
-              <w:right w:val="single" w:sz="4" w:color="000000"/>
-            </w:tcBorders>
-          </w:tcPr>
-          <w:p>
-            <w:pPr>
-              <w:jc w:val="center"/>
-            </w:pPr>
-          </w:p>
-        </w:tc>
-        <w:tc>
-          <w:tcPr>
-            <w:tcW w:w="400" w:type="dxa"/>
-            <w:tcBorders>
-              <w:top w:val="single" w:sz="4" w:color="000000"/>
-              <w:left w:val="single" w:sz="4" w:color="000000"/>
-              <w:bottom w:val="single" w:sz="4" w:color="000000"/>
-              <w:right w:val="single" w:sz="4" w:color="000000"/>
-            </w:tcBorders>
-          </w:tcPr>
-          <w:p>
-            <w:pPr>
-              <w:jc w:val="center"/>
-            </w:pPr>
-            <w:r>
-              <w:rPr>
-                <w:sz w:val="18"/>
-              </w:rPr>
-              <w:t xml:space="preserve">6</w:t>
-            </w:r>
-          </w:p>
-        </w:tc>
-        <w:tc>
-          <w:tcPr>
-            <w:tcW w:w="1220" w:type="dxa"/>
-            <w:tcBorders>
-              <w:top w:val="single" w:sz="4" w:color="000000"/>
-              <w:left w:val="single" w:sz="4" w:color="000000"/>
-              <w:bottom w:val="single" w:sz="4" w:color="000000"/>
-              <w:right w:val="single" w:sz="4" w:color="000000"/>
-            </w:tcBorders>
+        <w:trPr>
+          <w:trHeight w:val="547"/>
+        </w:trPr>
+        <w:tc>
+          <w:tcPr>
+            <w:tcW w:w="567" w:type="dxa"/>
+            <w:gridSpan w:val="2"/>
+            <w:tcBorders>
+              <w:top w:val="single" w:sz="4" w:space="0" w:color="000000"/>
+              <w:left w:val="single" w:sz="4" w:space="0" w:color="000000"/>
+              <w:bottom w:val="single" w:sz="4" w:space="0" w:color="000000"/>
+              <w:right w:val="single" w:sz="4" w:space="0" w:color="000000"/>
+            </w:tcBorders>
+          </w:tcPr>
+          <w:p>
+            <w:pPr>
+              <w:jc w:val="center"/>
+            </w:pPr>
+            <w:r>
+              <w:rPr>
+                <w:rFonts w:hint="eastAsia"/>
+              </w:rPr>
+              <w:t>3</w:t>
+            </w:r>
+          </w:p>
+        </w:tc>
+        <w:tc>
+          <w:tcPr>
+            <w:tcW w:w="1984" w:type="dxa"/>
+            <w:tcBorders>
+              <w:top w:val="single" w:sz="4" w:space="0" w:color="000000"/>
+              <w:left w:val="single" w:sz="4" w:space="0" w:color="000000"/>
+              <w:bottom w:val="single" w:sz="4" w:space="0" w:color="000000"/>
+              <w:right w:val="single" w:sz="4" w:space="0" w:color="000000"/>
+            </w:tcBorders>
+            <w:vAlign w:val="center"/>
+          </w:tcPr>
+          <w:p>
+            <w:pPr>
+              <w:jc w:val="center"/>
+            </w:pPr>
+          </w:p>
+        </w:tc>
+        <w:tc>
+          <w:tcPr>
+            <w:tcW w:w="568" w:type="dxa"/>
+            <w:tcBorders>
+              <w:top w:val="single" w:sz="4" w:space="0" w:color="000000"/>
+              <w:left w:val="single" w:sz="4" w:space="0" w:color="000000"/>
+              <w:bottom w:val="single" w:sz="4" w:space="0" w:color="000000"/>
+              <w:right w:val="single" w:sz="4" w:space="0" w:color="000000"/>
+            </w:tcBorders>
+          </w:tcPr>
+          <w:p>
+            <w:pPr>
+              <w:jc w:val="center"/>
+            </w:pPr>
+            <w:r>
+              <w:rPr>
+                <w:rFonts w:hint="eastAsia"/>
+              </w:rPr>
+              <w:t>4</w:t>
+            </w:r>
+          </w:p>
+        </w:tc>
+        <w:tc>
+          <w:tcPr>
+            <w:tcW w:w="1984" w:type="dxa"/>
+            <w:tcBorders>
+              <w:top w:val="single" w:sz="4" w:space="0" w:color="000000"/>
+              <w:left w:val="single" w:sz="4" w:space="0" w:color="000000"/>
+              <w:bottom w:val="single" w:sz="4" w:space="0" w:color="000000"/>
+              <w:right w:val="single" w:sz="4" w:space="0" w:color="000000"/>
+            </w:tcBorders>
+            <w:vAlign w:val="center"/>
+          </w:tcPr>
+          <w:p>
+            <w:pPr>
+              <w:jc w:val="center"/>
+            </w:pPr>
+          </w:p>
+        </w:tc>
+        <w:tc>
+          <w:tcPr>
+            <w:tcW w:w="425" w:type="dxa"/>
+            <w:tcBorders>
+              <w:top w:val="single" w:sz="4" w:space="0" w:color="000000"/>
+              <w:left w:val="single" w:sz="4" w:space="0" w:color="000000"/>
+              <w:bottom w:val="single" w:sz="4" w:space="0" w:color="000000"/>
+              <w:right w:val="single" w:sz="4" w:space="0" w:color="000000"/>
+            </w:tcBorders>
+          </w:tcPr>
+          <w:p>
+            <w:pPr>
+              <w:jc w:val="center"/>
+            </w:pPr>
+            <w:r>
+              <w:rPr>
+                <w:rFonts w:hint="eastAsia"/>
+              </w:rPr>
+              <w:t>5</w:t>
+            </w:r>
+          </w:p>
+        </w:tc>
+        <w:tc>
+          <w:tcPr>
+            <w:tcW w:w="2126" w:type="dxa"/>
+            <w:tcBorders>
+              <w:top w:val="single" w:sz="4" w:space="0" w:color="000000"/>
+              <w:left w:val="single" w:sz="4" w:space="0" w:color="000000"/>
+              <w:bottom w:val="single" w:sz="4" w:space="0" w:color="000000"/>
+              <w:right w:val="single" w:sz="4" w:space="0" w:color="000000"/>
+            </w:tcBorders>
+            <w:vAlign w:val="center"/>
+          </w:tcPr>
+          <w:p>
+            <w:pPr>
+              <w:jc w:val="center"/>
+            </w:pPr>
+          </w:p>
+        </w:tc>
+        <w:tc>
+          <w:tcPr>
+            <w:tcW w:w="426" w:type="dxa"/>
+            <w:tcBorders>
+              <w:top w:val="single" w:sz="4" w:space="0" w:color="000000"/>
+              <w:left w:val="single" w:sz="4" w:space="0" w:color="000000"/>
+              <w:bottom w:val="single" w:sz="4" w:space="0" w:color="000000"/>
+              <w:right w:val="single" w:sz="4" w:space="0" w:color="000000"/>
+            </w:tcBorders>
+          </w:tcPr>
+          <w:p>
+            <w:pPr>
+              <w:jc w:val="center"/>
+            </w:pPr>
+            <w:r>
+              <w:rPr>
+                <w:rFonts w:hint="eastAsia"/>
+              </w:rPr>
+              <w:t>6</w:t>
+            </w:r>
+          </w:p>
+        </w:tc>
+        <w:tc>
+          <w:tcPr>
+            <w:tcW w:w="2126" w:type="dxa"/>
+            <w:tcBorders>
+              <w:top w:val="single" w:sz="4" w:space="0" w:color="000000"/>
+              <w:left w:val="single" w:sz="4" w:space="0" w:color="000000"/>
+              <w:bottom w:val="single" w:sz="4" w:space="0" w:color="000000"/>
+              <w:right w:val="single" w:sz="4" w:space="0" w:color="000000"/>
+            </w:tcBorders>
+            <w:vAlign w:val="center"/>
           </w:tcPr>
           <w:p>
             <w:pPr>
@@ -2578,7 +2365,7 @@
       </w:tblGrid>
       <w:tr>
         <w:trPr>
-          <w:trHeight w:val="340"/>
+          <w:trHeight w:val="561"/>
         </w:trPr>
         <w:tc>
           <w:tcPr>
@@ -2654,13 +2441,6 @@
                 <w:szCs w:val="18"/>
               </w:rPr>
             </w:pPr>
-            <w:r>
-              <w:rPr>
-                <w:rFonts w:eastAsia="MS Mincho" w:ascii="Times New Roman" w:hAnsi="Times New Roman"/>
-                <w:b w:val="0"/>
-                <w:sz w:val="18"/>
-              </w:rPr>
-            </w:r>
           </w:p>
         </w:tc>
         <w:tc>
@@ -2702,13 +2482,6 @@
                 <w:szCs w:val="18"/>
               </w:rPr>
             </w:pPr>
-            <w:r>
-              <w:rPr>
-                <w:rFonts w:eastAsia="MS Mincho" w:ascii="Times New Roman" w:hAnsi="Times New Roman"/>
-                <w:b w:val="0"/>
-                <w:sz w:val="18"/>
-              </w:rPr>
-            </w:r>
           </w:p>
         </w:tc>
         <w:tc>
@@ -2750,13 +2523,6 @@
                 <w:szCs w:val="18"/>
               </w:rPr>
             </w:pPr>
-            <w:r>
-              <w:rPr>
-                <w:rFonts w:eastAsia="MS Mincho" w:ascii="Times New Roman" w:hAnsi="Times New Roman"/>
-                <w:b w:val="0"/>
-                <w:sz w:val="18"/>
-              </w:rPr>
-            </w:r>
           </w:p>
         </w:tc>
         <w:tc>
@@ -2798,13 +2564,6 @@
                 <w:szCs w:val="18"/>
               </w:rPr>
             </w:pPr>
-            <w:r>
-              <w:rPr>
-                <w:rFonts w:eastAsia="MS Mincho" w:ascii="Times New Roman" w:hAnsi="Times New Roman"/>
-                <w:b w:val="0"/>
-                <w:sz w:val="18"/>
-              </w:rPr>
-            </w:r>
           </w:p>
         </w:tc>
         <w:tc>
@@ -2846,13 +2605,6 @@
                 <w:szCs w:val="18"/>
               </w:rPr>
             </w:pPr>
-            <w:r>
-              <w:rPr>
-                <w:rFonts w:eastAsia="MS Mincho" w:ascii="Times New Roman" w:hAnsi="Times New Roman"/>
-                <w:b w:val="0"/>
-                <w:sz w:val="18"/>
-              </w:rPr>
-            </w:r>
           </w:p>
         </w:tc>
       </w:tr>
@@ -2973,7 +2725,7 @@
       </w:tblGrid>
       <w:tr>
         <w:trPr>
-          <w:trHeight w:val="340"/>
+          <w:trHeight w:val="560"/>
         </w:trPr>
         <w:tc>
           <w:tcPr>
@@ -3048,13 +2800,6 @@
                 <w:szCs w:val="18"/>
               </w:rPr>
             </w:pPr>
-            <w:r>
-              <w:rPr>
-                <w:rFonts w:eastAsia="MS Mincho" w:ascii="Times New Roman" w:hAnsi="Times New Roman"/>
-                <w:b w:val="0"/>
-                <w:sz w:val="22"/>
-              </w:rPr>
-            </w:r>
           </w:p>
         </w:tc>
         <w:tc>
@@ -3096,13 +2841,6 @@
                 <w:szCs w:val="18"/>
               </w:rPr>
             </w:pPr>
-            <w:r>
-              <w:rPr>
-                <w:rFonts w:eastAsia="MS Mincho" w:ascii="Times New Roman" w:hAnsi="Times New Roman"/>
-                <w:b w:val="0"/>
-                <w:sz w:val="22"/>
-              </w:rPr>
-            </w:r>
           </w:p>
         </w:tc>
         <w:tc>
@@ -3144,13 +2882,6 @@
                 <w:szCs w:val="18"/>
               </w:rPr>
             </w:pPr>
-            <w:r>
-              <w:rPr>
-                <w:rFonts w:eastAsia="MS Mincho" w:ascii="Times New Roman" w:hAnsi="Times New Roman"/>
-                <w:b w:val="0"/>
-                <w:sz w:val="22"/>
-              </w:rPr>
-            </w:r>
           </w:p>
         </w:tc>
         <w:tc>
@@ -3192,13 +2923,6 @@
                 <w:szCs w:val="18"/>
               </w:rPr>
             </w:pPr>
-            <w:r>
-              <w:rPr>
-                <w:rFonts w:eastAsia="MS Mincho" w:ascii="Times New Roman" w:hAnsi="Times New Roman"/>
-                <w:b w:val="0"/>
-                <w:sz w:val="22"/>
-              </w:rPr>
-            </w:r>
           </w:p>
         </w:tc>
         <w:tc>
@@ -3240,13 +2964,6 @@
                 <w:szCs w:val="18"/>
               </w:rPr>
             </w:pPr>
-            <w:r>
-              <w:rPr>
-                <w:rFonts w:eastAsia="MS Mincho" w:ascii="Times New Roman" w:hAnsi="Times New Roman"/>
-                <w:b w:val="0"/>
-                <w:sz w:val="22"/>
-              </w:rPr>
-            </w:r>
           </w:p>
         </w:tc>
       </w:tr>
@@ -3344,14 +3061,6 @@
       </w:pPr>
       <w:r>
         <w:rPr>
-          <w:rFonts w:ascii="ＭＳ 明朝" w:hAnsi="ＭＳ 明朝" w:hint="eastAsia"/>
-          <w:noProof/>
-          <w:sz w:val="18"/>
-          <w:szCs w:val="18"/>
-        </w:rPr>
-      </w:r>
-      <w:r>
-        <w:rPr>
           <w:rFonts w:hint="eastAsia"/>
           <w:color w:val="000000" w:themeColor="text1"/>
           <w:sz w:val="18"/>
@@ -3441,33 +3150,44 @@
         <w:tblLook w:val="04A0" w:firstRow="1" w:lastRow="0" w:firstColumn="1" w:lastColumn="0" w:noHBand="0" w:noVBand="1"/>
       </w:tblPr>
       <w:tblGrid>
-        <w:gridCol w:w="466"/>
-        <w:gridCol w:w="2308"/>
-        <w:gridCol w:w="2308"/>
-        <w:gridCol w:w="466"/>
-        <w:gridCol w:w="2308"/>
-        <w:gridCol w:w="2435"/>
+        <w:gridCol w:w="360"/>
+        <w:gridCol w:w="1170"/>
+        <w:gridCol w:w="360"/>
+        <w:gridCol w:w="1170"/>
+        <w:gridCol w:w="360"/>
+        <w:gridCol w:w="1170"/>
+        <w:gridCol w:w="360"/>
+        <w:gridCol w:w="1170"/>
+        <w:gridCol w:w="439"/>
+        <w:gridCol w:w="1170"/>
       </w:tblGrid>
       <w:tr>
+        <w:trPr>
+          <w:trHeight w:val="757"/>
+        </w:trPr>
         <w:tc>
           <w:tcPr>
             <w:tcW w:w="360" w:type="dxa"/>
             <w:tcBorders>
-              <w:top w:val="single" w:sz="4" w:color="000000"/>
-              <w:left w:val="single" w:sz="4" w:color="000000"/>
-              <w:bottom w:val="single" w:sz="4" w:color="000000"/>
-              <w:right w:val="single" w:sz="4" w:color="000000"/>
-            </w:tcBorders>
-          </w:tcPr>
-          <w:p>
-            <w:pPr>
-              <w:jc w:val="center"/>
-            </w:pPr>
-            <w:r>
-              <w:rPr>
-                <w:sz w:val="20"/>
-              </w:rPr>
-              <w:t xml:space="preserve">１</w:t>
+              <w:top w:val="single" w:sz="4" w:space="0" w:color="000000"/>
+              <w:left w:val="single" w:sz="4" w:space="0" w:color="000000"/>
+              <w:bottom w:val="single" w:sz="4" w:space="0" w:color="000000"/>
+              <w:right w:val="single" w:sz="4" w:space="0" w:color="000000"/>
+            </w:tcBorders>
+            <w:vAlign w:val="center"/>
+          </w:tcPr>
+          <w:p>
+            <w:pPr>
+              <w:jc w:val="center"/>
+              <w:rPr>
+                <w:rFonts w:hint="eastAsia"/>
+              </w:rPr>
+            </w:pPr>
+            <w:r>
+              <w:rPr>
+                <w:rFonts w:hint="eastAsia"/>
+              </w:rPr>
+              <w:t>1</w:t>
             </w:r>
           </w:p>
         </w:tc>
@@ -3475,11 +3195,12 @@
           <w:tcPr>
             <w:tcW w:w="1170" w:type="dxa"/>
             <w:tcBorders>
-              <w:top w:val="single" w:sz="4" w:color="000000"/>
-              <w:left w:val="single" w:sz="4" w:color="000000"/>
-              <w:bottom w:val="single" w:sz="4" w:color="000000"/>
-              <w:right w:val="single" w:sz="4" w:color="000000"/>
-            </w:tcBorders>
+              <w:top w:val="single" w:sz="4" w:space="0" w:color="000000"/>
+              <w:left w:val="single" w:sz="4" w:space="0" w:color="000000"/>
+              <w:bottom w:val="single" w:sz="4" w:space="0" w:color="000000"/>
+              <w:right w:val="single" w:sz="4" w:space="0" w:color="000000"/>
+            </w:tcBorders>
+            <w:vAlign w:val="center"/>
           </w:tcPr>
           <w:p>
             <w:pPr>
@@ -3491,21 +3212,25 @@
           <w:tcPr>
             <w:tcW w:w="360" w:type="dxa"/>
             <w:tcBorders>
-              <w:top w:val="single" w:sz="4" w:color="000000"/>
-              <w:left w:val="single" w:sz="4" w:color="000000"/>
-              <w:bottom w:val="single" w:sz="4" w:color="000000"/>
-              <w:right w:val="single" w:sz="4" w:color="000000"/>
-            </w:tcBorders>
-          </w:tcPr>
-          <w:p>
-            <w:pPr>
-              <w:jc w:val="center"/>
-            </w:pPr>
-            <w:r>
-              <w:rPr>
-                <w:sz w:val="20"/>
-              </w:rPr>
-              <w:t xml:space="preserve">２</w:t>
+              <w:top w:val="single" w:sz="4" w:space="0" w:color="000000"/>
+              <w:left w:val="single" w:sz="4" w:space="0" w:color="000000"/>
+              <w:bottom w:val="single" w:sz="4" w:space="0" w:color="000000"/>
+              <w:right w:val="single" w:sz="4" w:space="0" w:color="000000"/>
+            </w:tcBorders>
+            <w:vAlign w:val="center"/>
+          </w:tcPr>
+          <w:p>
+            <w:pPr>
+              <w:jc w:val="center"/>
+              <w:rPr>
+                <w:rFonts w:hint="eastAsia"/>
+              </w:rPr>
+            </w:pPr>
+            <w:r>
+              <w:rPr>
+                <w:rFonts w:hint="eastAsia"/>
+              </w:rPr>
+              <w:t>2</w:t>
             </w:r>
           </w:p>
         </w:tc>
@@ -3513,11 +3238,12 @@
           <w:tcPr>
             <w:tcW w:w="1170" w:type="dxa"/>
             <w:tcBorders>
-              <w:top w:val="single" w:sz="4" w:color="000000"/>
-              <w:left w:val="single" w:sz="4" w:color="000000"/>
-              <w:bottom w:val="single" w:sz="4" w:color="000000"/>
-              <w:right w:val="single" w:sz="4" w:color="000000"/>
-            </w:tcBorders>
+              <w:top w:val="single" w:sz="4" w:space="0" w:color="000000"/>
+              <w:left w:val="single" w:sz="4" w:space="0" w:color="000000"/>
+              <w:bottom w:val="single" w:sz="4" w:space="0" w:color="000000"/>
+              <w:right w:val="single" w:sz="4" w:space="0" w:color="000000"/>
+            </w:tcBorders>
+            <w:vAlign w:val="center"/>
           </w:tcPr>
           <w:p>
             <w:pPr>
@@ -3529,21 +3255,25 @@
           <w:tcPr>
             <w:tcW w:w="360" w:type="dxa"/>
             <w:tcBorders>
-              <w:top w:val="single" w:sz="4" w:color="000000"/>
-              <w:left w:val="single" w:sz="4" w:color="000000"/>
-              <w:bottom w:val="single" w:sz="4" w:color="000000"/>
-              <w:right w:val="single" w:sz="4" w:color="000000"/>
-            </w:tcBorders>
-          </w:tcPr>
-          <w:p>
-            <w:pPr>
-              <w:jc w:val="center"/>
-            </w:pPr>
-            <w:r>
-              <w:rPr>
-                <w:sz w:val="20"/>
-              </w:rPr>
-              <w:t xml:space="preserve">３</w:t>
+              <w:top w:val="single" w:sz="4" w:space="0" w:color="000000"/>
+              <w:left w:val="single" w:sz="4" w:space="0" w:color="000000"/>
+              <w:bottom w:val="single" w:sz="4" w:space="0" w:color="000000"/>
+              <w:right w:val="single" w:sz="4" w:space="0" w:color="000000"/>
+            </w:tcBorders>
+            <w:vAlign w:val="center"/>
+          </w:tcPr>
+          <w:p>
+            <w:pPr>
+              <w:jc w:val="center"/>
+              <w:rPr>
+                <w:rFonts w:hint="eastAsia"/>
+              </w:rPr>
+            </w:pPr>
+            <w:r>
+              <w:rPr>
+                <w:rFonts w:hint="eastAsia"/>
+              </w:rPr>
+              <w:t>3</w:t>
             </w:r>
           </w:p>
         </w:tc>
@@ -3551,11 +3281,12 @@
           <w:tcPr>
             <w:tcW w:w="1170" w:type="dxa"/>
             <w:tcBorders>
-              <w:top w:val="single" w:sz="4" w:color="000000"/>
-              <w:left w:val="single" w:sz="4" w:color="000000"/>
-              <w:bottom w:val="single" w:sz="4" w:color="000000"/>
-              <w:right w:val="single" w:sz="4" w:color="000000"/>
-            </w:tcBorders>
+              <w:top w:val="single" w:sz="4" w:space="0" w:color="000000"/>
+              <w:left w:val="single" w:sz="4" w:space="0" w:color="000000"/>
+              <w:bottom w:val="single" w:sz="4" w:space="0" w:color="000000"/>
+              <w:right w:val="single" w:sz="4" w:space="0" w:color="000000"/>
+            </w:tcBorders>
+            <w:vAlign w:val="center"/>
           </w:tcPr>
           <w:p>
             <w:pPr>
@@ -3567,21 +3298,25 @@
           <w:tcPr>
             <w:tcW w:w="360" w:type="dxa"/>
             <w:tcBorders>
-              <w:top w:val="single" w:sz="4" w:color="000000"/>
-              <w:left w:val="single" w:sz="4" w:color="000000"/>
-              <w:bottom w:val="single" w:sz="4" w:color="000000"/>
-              <w:right w:val="single" w:sz="4" w:color="000000"/>
-            </w:tcBorders>
-          </w:tcPr>
-          <w:p>
-            <w:pPr>
-              <w:jc w:val="center"/>
-            </w:pPr>
-            <w:r>
-              <w:rPr>
-                <w:sz w:val="20"/>
-              </w:rPr>
-              <w:t xml:space="preserve">４</w:t>
+              <w:top w:val="single" w:sz="4" w:space="0" w:color="000000"/>
+              <w:left w:val="single" w:sz="4" w:space="0" w:color="000000"/>
+              <w:bottom w:val="single" w:sz="4" w:space="0" w:color="000000"/>
+              <w:right w:val="single" w:sz="4" w:space="0" w:color="000000"/>
+            </w:tcBorders>
+            <w:vAlign w:val="center"/>
+          </w:tcPr>
+          <w:p>
+            <w:pPr>
+              <w:jc w:val="center"/>
+              <w:rPr>
+                <w:rFonts w:hint="eastAsia"/>
+              </w:rPr>
+            </w:pPr>
+            <w:r>
+              <w:rPr>
+                <w:rFonts w:hint="eastAsia"/>
+              </w:rPr>
+              <w:t>4</w:t>
             </w:r>
           </w:p>
         </w:tc>
@@ -3589,11 +3324,12 @@
           <w:tcPr>
             <w:tcW w:w="1170" w:type="dxa"/>
             <w:tcBorders>
-              <w:top w:val="single" w:sz="4" w:color="000000"/>
-              <w:left w:val="single" w:sz="4" w:color="000000"/>
-              <w:bottom w:val="single" w:sz="4" w:color="000000"/>
-              <w:right w:val="single" w:sz="4" w:color="000000"/>
-            </w:tcBorders>
+              <w:top w:val="single" w:sz="4" w:space="0" w:color="000000"/>
+              <w:left w:val="single" w:sz="4" w:space="0" w:color="000000"/>
+              <w:bottom w:val="single" w:sz="4" w:space="0" w:color="000000"/>
+              <w:right w:val="single" w:sz="4" w:space="0" w:color="000000"/>
+            </w:tcBorders>
+            <w:vAlign w:val="center"/>
           </w:tcPr>
           <w:p>
             <w:pPr>
@@ -3605,21 +3341,25 @@
           <w:tcPr>
             <w:tcW w:w="360" w:type="dxa"/>
             <w:tcBorders>
-              <w:top w:val="single" w:sz="4" w:color="000000"/>
-              <w:left w:val="single" w:sz="4" w:color="000000"/>
-              <w:bottom w:val="single" w:sz="4" w:color="000000"/>
-              <w:right w:val="single" w:sz="4" w:color="000000"/>
-            </w:tcBorders>
-          </w:tcPr>
-          <w:p>
-            <w:pPr>
-              <w:jc w:val="center"/>
-            </w:pPr>
-            <w:r>
-              <w:rPr>
-                <w:sz w:val="20"/>
-              </w:rPr>
-              <w:t xml:space="preserve">５</w:t>
+              <w:top w:val="single" w:sz="4" w:space="0" w:color="000000"/>
+              <w:left w:val="single" w:sz="4" w:space="0" w:color="000000"/>
+              <w:bottom w:val="single" w:sz="4" w:space="0" w:color="000000"/>
+              <w:right w:val="single" w:sz="4" w:space="0" w:color="000000"/>
+            </w:tcBorders>
+            <w:vAlign w:val="center"/>
+          </w:tcPr>
+          <w:p>
+            <w:pPr>
+              <w:jc w:val="center"/>
+              <w:rPr>
+                <w:rFonts w:hint="eastAsia"/>
+              </w:rPr>
+            </w:pPr>
+            <w:r>
+              <w:rPr>
+                <w:rFonts w:hint="eastAsia"/>
+              </w:rPr>
+              <w:t>5</w:t>
             </w:r>
           </w:p>
         </w:tc>
@@ -3627,11 +3367,12 @@
           <w:tcPr>
             <w:tcW w:w="1170" w:type="dxa"/>
             <w:tcBorders>
-              <w:top w:val="single" w:sz="4" w:color="000000"/>
-              <w:left w:val="single" w:sz="4" w:color="000000"/>
-              <w:bottom w:val="single" w:sz="4" w:color="000000"/>
-              <w:right w:val="single" w:sz="4" w:color="000000"/>
-            </w:tcBorders>
+              <w:top w:val="single" w:sz="4" w:space="0" w:color="000000"/>
+              <w:left w:val="single" w:sz="4" w:space="0" w:color="000000"/>
+              <w:bottom w:val="single" w:sz="4" w:space="0" w:color="000000"/>
+              <w:right w:val="single" w:sz="4" w:space="0" w:color="000000"/>
+            </w:tcBorders>
+            <w:vAlign w:val="center"/>
           </w:tcPr>
           <w:p>
             <w:pPr>
@@ -3641,25 +3382,202 @@
         </w:tc>
       </w:tr>
       <w:tr>
+        <w:trPr>
+          <w:trHeight w:val="698"/>
+        </w:trPr>
         <w:tc>
           <w:tcPr>
             <w:tcW w:w="360" w:type="dxa"/>
             <w:tcBorders>
-              <w:top w:val="single" w:sz="4" w:color="000000"/>
-              <w:left w:val="single" w:sz="4" w:color="000000"/>
-              <w:bottom w:val="single" w:sz="4" w:color="000000"/>
-              <w:right w:val="single" w:sz="4" w:color="000000"/>
-            </w:tcBorders>
-          </w:tcPr>
-          <w:p>
-            <w:pPr>
-              <w:jc w:val="center"/>
-            </w:pPr>
-            <w:r>
-              <w:rPr>
+              <w:top w:val="single" w:sz="4" w:space="0" w:color="000000"/>
+              <w:left w:val="single" w:sz="4" w:space="0" w:color="000000"/>
+              <w:bottom w:val="single" w:sz="4" w:space="0" w:color="000000"/>
+              <w:right w:val="single" w:sz="4" w:space="0" w:color="000000"/>
+            </w:tcBorders>
+            <w:vAlign w:val="center"/>
+          </w:tcPr>
+          <w:p>
+            <w:pPr>
+              <w:jc w:val="center"/>
+              <w:rPr>
+                <w:rFonts w:hint="eastAsia"/>
+              </w:rPr>
+            </w:pPr>
+            <w:r>
+              <w:rPr>
+                <w:rFonts w:hint="eastAsia"/>
+              </w:rPr>
+              <w:t>6</w:t>
+            </w:r>
+          </w:p>
+        </w:tc>
+        <w:tc>
+          <w:tcPr>
+            <w:tcW w:w="1170" w:type="dxa"/>
+            <w:tcBorders>
+              <w:top w:val="single" w:sz="4" w:space="0" w:color="000000"/>
+              <w:left w:val="single" w:sz="4" w:space="0" w:color="000000"/>
+              <w:bottom w:val="single" w:sz="4" w:space="0" w:color="000000"/>
+              <w:right w:val="single" w:sz="4" w:space="0" w:color="000000"/>
+            </w:tcBorders>
+            <w:vAlign w:val="center"/>
+          </w:tcPr>
+          <w:p>
+            <w:pPr>
+              <w:jc w:val="center"/>
+            </w:pPr>
+          </w:p>
+        </w:tc>
+        <w:tc>
+          <w:tcPr>
+            <w:tcW w:w="360" w:type="dxa"/>
+            <w:tcBorders>
+              <w:top w:val="single" w:sz="4" w:space="0" w:color="000000"/>
+              <w:left w:val="single" w:sz="4" w:space="0" w:color="000000"/>
+              <w:bottom w:val="single" w:sz="4" w:space="0" w:color="000000"/>
+              <w:right w:val="single" w:sz="4" w:space="0" w:color="000000"/>
+            </w:tcBorders>
+            <w:vAlign w:val="center"/>
+          </w:tcPr>
+          <w:p>
+            <w:pPr>
+              <w:jc w:val="center"/>
+              <w:rPr>
+                <w:rFonts w:hint="eastAsia"/>
+              </w:rPr>
+            </w:pPr>
+            <w:r>
+              <w:rPr>
+                <w:rFonts w:hint="eastAsia"/>
+              </w:rPr>
+              <w:t>7</w:t>
+            </w:r>
+          </w:p>
+        </w:tc>
+        <w:tc>
+          <w:tcPr>
+            <w:tcW w:w="1170" w:type="dxa"/>
+            <w:tcBorders>
+              <w:top w:val="single" w:sz="4" w:space="0" w:color="000000"/>
+              <w:left w:val="single" w:sz="4" w:space="0" w:color="000000"/>
+              <w:bottom w:val="single" w:sz="4" w:space="0" w:color="000000"/>
+              <w:right w:val="single" w:sz="4" w:space="0" w:color="000000"/>
+            </w:tcBorders>
+            <w:vAlign w:val="center"/>
+          </w:tcPr>
+          <w:p>
+            <w:pPr>
+              <w:jc w:val="center"/>
+            </w:pPr>
+          </w:p>
+        </w:tc>
+        <w:tc>
+          <w:tcPr>
+            <w:tcW w:w="360" w:type="dxa"/>
+            <w:tcBorders>
+              <w:top w:val="single" w:sz="4" w:space="0" w:color="000000"/>
+              <w:left w:val="single" w:sz="4" w:space="0" w:color="000000"/>
+              <w:bottom w:val="single" w:sz="4" w:space="0" w:color="000000"/>
+              <w:right w:val="single" w:sz="4" w:space="0" w:color="000000"/>
+            </w:tcBorders>
+            <w:vAlign w:val="center"/>
+          </w:tcPr>
+          <w:p>
+            <w:pPr>
+              <w:jc w:val="center"/>
+              <w:rPr>
+                <w:rFonts w:hint="eastAsia"/>
+              </w:rPr>
+            </w:pPr>
+            <w:r>
+              <w:rPr>
+                <w:rFonts w:hint="eastAsia"/>
+              </w:rPr>
+              <w:t>8</w:t>
+            </w:r>
+          </w:p>
+        </w:tc>
+        <w:tc>
+          <w:tcPr>
+            <w:tcW w:w="1170" w:type="dxa"/>
+            <w:tcBorders>
+              <w:top w:val="single" w:sz="4" w:space="0" w:color="000000"/>
+              <w:left w:val="single" w:sz="4" w:space="0" w:color="000000"/>
+              <w:bottom w:val="single" w:sz="4" w:space="0" w:color="000000"/>
+              <w:right w:val="single" w:sz="4" w:space="0" w:color="000000"/>
+            </w:tcBorders>
+            <w:vAlign w:val="center"/>
+          </w:tcPr>
+          <w:p>
+            <w:pPr>
+              <w:jc w:val="center"/>
+            </w:pPr>
+          </w:p>
+        </w:tc>
+        <w:tc>
+          <w:tcPr>
+            <w:tcW w:w="360" w:type="dxa"/>
+            <w:tcBorders>
+              <w:top w:val="single" w:sz="4" w:space="0" w:color="000000"/>
+              <w:left w:val="single" w:sz="4" w:space="0" w:color="000000"/>
+              <w:bottom w:val="single" w:sz="4" w:space="0" w:color="000000"/>
+              <w:right w:val="single" w:sz="4" w:space="0" w:color="000000"/>
+            </w:tcBorders>
+            <w:vAlign w:val="center"/>
+          </w:tcPr>
+          <w:p>
+            <w:pPr>
+              <w:jc w:val="center"/>
+              <w:rPr>
+                <w:rFonts w:hint="eastAsia"/>
+              </w:rPr>
+            </w:pPr>
+            <w:r>
+              <w:rPr>
+                <w:rFonts w:hint="eastAsia"/>
+              </w:rPr>
+              <w:t>9</w:t>
+            </w:r>
+          </w:p>
+        </w:tc>
+        <w:tc>
+          <w:tcPr>
+            <w:tcW w:w="1170" w:type="dxa"/>
+            <w:tcBorders>
+              <w:top w:val="single" w:sz="4" w:space="0" w:color="000000"/>
+              <w:left w:val="single" w:sz="4" w:space="0" w:color="000000"/>
+              <w:bottom w:val="single" w:sz="4" w:space="0" w:color="000000"/>
+              <w:right w:val="single" w:sz="4" w:space="0" w:color="000000"/>
+            </w:tcBorders>
+            <w:vAlign w:val="center"/>
+          </w:tcPr>
+          <w:p>
+            <w:pPr>
+              <w:jc w:val="center"/>
+            </w:pPr>
+          </w:p>
+        </w:tc>
+        <w:tc>
+          <w:tcPr>
+            <w:tcW w:w="360" w:type="dxa"/>
+            <w:tcBorders>
+              <w:top w:val="single" w:sz="4" w:space="0" w:color="000000"/>
+              <w:left w:val="single" w:sz="4" w:space="0" w:color="000000"/>
+              <w:bottom w:val="single" w:sz="4" w:space="0" w:color="000000"/>
+              <w:right w:val="single" w:sz="4" w:space="0" w:color="000000"/>
+            </w:tcBorders>
+            <w:vAlign w:val="center"/>
+          </w:tcPr>
+          <w:p>
+            <w:pPr>
+              <w:jc w:val="center"/>
+            </w:pPr>
+            <w:r>
+              <w:rPr>
+                <w:rFonts w:hint="eastAsia"/>
                 <w:sz w:val="20"/>
               </w:rPr>
-              <w:t xml:space="preserve">６</w:t>
+              <w:t>10</w:t>
             </w:r>
           </w:p>
         </w:tc>
@@ -3667,163 +3585,12 @@
           <w:tcPr>
             <w:tcW w:w="1170" w:type="dxa"/>
             <w:tcBorders>
-              <w:top w:val="single" w:sz="4" w:color="000000"/>
-              <w:left w:val="single" w:sz="4" w:color="000000"/>
-              <w:bottom w:val="single" w:sz="4" w:color="000000"/>
-              <w:right w:val="single" w:sz="4" w:color="000000"/>
-            </w:tcBorders>
-          </w:tcPr>
-          <w:p>
-            <w:pPr>
-              <w:jc w:val="center"/>
-            </w:pPr>
-          </w:p>
-        </w:tc>
-        <w:tc>
-          <w:tcPr>
-            <w:tcW w:w="360" w:type="dxa"/>
-            <w:tcBorders>
-              <w:top w:val="single" w:sz="4" w:color="000000"/>
-              <w:left w:val="single" w:sz="4" w:color="000000"/>
-              <w:bottom w:val="single" w:sz="4" w:color="000000"/>
-              <w:right w:val="single" w:sz="4" w:color="000000"/>
-            </w:tcBorders>
-          </w:tcPr>
-          <w:p>
-            <w:pPr>
-              <w:jc w:val="center"/>
-            </w:pPr>
-            <w:r>
-              <w:rPr>
-                <w:sz w:val="20"/>
-              </w:rPr>
-              <w:t xml:space="preserve">７</w:t>
-            </w:r>
-          </w:p>
-        </w:tc>
-        <w:tc>
-          <w:tcPr>
-            <w:tcW w:w="1170" w:type="dxa"/>
-            <w:tcBorders>
-              <w:top w:val="single" w:sz="4" w:color="000000"/>
-              <w:left w:val="single" w:sz="4" w:color="000000"/>
-              <w:bottom w:val="single" w:sz="4" w:color="000000"/>
-              <w:right w:val="single" w:sz="4" w:color="000000"/>
-            </w:tcBorders>
-          </w:tcPr>
-          <w:p>
-            <w:pPr>
-              <w:jc w:val="center"/>
-            </w:pPr>
-          </w:p>
-        </w:tc>
-        <w:tc>
-          <w:tcPr>
-            <w:tcW w:w="360" w:type="dxa"/>
-            <w:tcBorders>
-              <w:top w:val="single" w:sz="4" w:color="000000"/>
-              <w:left w:val="single" w:sz="4" w:color="000000"/>
-              <w:bottom w:val="single" w:sz="4" w:color="000000"/>
-              <w:right w:val="single" w:sz="4" w:color="000000"/>
-            </w:tcBorders>
-          </w:tcPr>
-          <w:p>
-            <w:pPr>
-              <w:jc w:val="center"/>
-            </w:pPr>
-            <w:r>
-              <w:rPr>
-                <w:sz w:val="20"/>
-              </w:rPr>
-              <w:t xml:space="preserve">８</w:t>
-            </w:r>
-          </w:p>
-        </w:tc>
-        <w:tc>
-          <w:tcPr>
-            <w:tcW w:w="1170" w:type="dxa"/>
-            <w:tcBorders>
-              <w:top w:val="single" w:sz="4" w:color="000000"/>
-              <w:left w:val="single" w:sz="4" w:color="000000"/>
-              <w:bottom w:val="single" w:sz="4" w:color="000000"/>
-              <w:right w:val="single" w:sz="4" w:color="000000"/>
-            </w:tcBorders>
-          </w:tcPr>
-          <w:p>
-            <w:pPr>
-              <w:jc w:val="center"/>
-            </w:pPr>
-          </w:p>
-        </w:tc>
-        <w:tc>
-          <w:tcPr>
-            <w:tcW w:w="360" w:type="dxa"/>
-            <w:tcBorders>
-              <w:top w:val="single" w:sz="4" w:color="000000"/>
-              <w:left w:val="single" w:sz="4" w:color="000000"/>
-              <w:bottom w:val="single" w:sz="4" w:color="000000"/>
-              <w:right w:val="single" w:sz="4" w:color="000000"/>
-            </w:tcBorders>
-          </w:tcPr>
-          <w:p>
-            <w:pPr>
-              <w:jc w:val="center"/>
-            </w:pPr>
-            <w:r>
-              <w:rPr>
-                <w:sz w:val="20"/>
-              </w:rPr>
-              <w:t xml:space="preserve">９</w:t>
-            </w:r>
-          </w:p>
-        </w:tc>
-        <w:tc>
-          <w:tcPr>
-            <w:tcW w:w="1170" w:type="dxa"/>
-            <w:tcBorders>
-              <w:top w:val="single" w:sz="4" w:color="000000"/>
-              <w:left w:val="single" w:sz="4" w:color="000000"/>
-              <w:bottom w:val="single" w:sz="4" w:color="000000"/>
-              <w:right w:val="single" w:sz="4" w:color="000000"/>
-            </w:tcBorders>
-          </w:tcPr>
-          <w:p>
-            <w:pPr>
-              <w:jc w:val="center"/>
-            </w:pPr>
-          </w:p>
-        </w:tc>
-        <w:tc>
-          <w:tcPr>
-            <w:tcW w:w="360" w:type="dxa"/>
-            <w:tcBorders>
-              <w:top w:val="single" w:sz="4" w:color="000000"/>
-              <w:left w:val="single" w:sz="4" w:color="000000"/>
-              <w:bottom w:val="single" w:sz="4" w:color="000000"/>
-              <w:right w:val="single" w:sz="4" w:color="000000"/>
-            </w:tcBorders>
-          </w:tcPr>
-          <w:p>
-            <w:pPr>
-              <w:jc w:val="center"/>
-            </w:pPr>
-            <w:r>
-              <w:rPr>
-                <w:sz w:val="20"/>
-              </w:rPr>
-              <w:t xml:space="preserve">１０</w:t>
-            </w:r>
-          </w:p>
-        </w:tc>
-        <w:tc>
-          <w:tcPr>
-            <w:tcW w:w="1170" w:type="dxa"/>
-            <w:tcBorders>
-              <w:top w:val="single" w:sz="4" w:color="000000"/>
-              <w:left w:val="single" w:sz="4" w:color="000000"/>
-              <w:bottom w:val="single" w:sz="4" w:color="000000"/>
-              <w:right w:val="single" w:sz="4" w:color="000000"/>
-            </w:tcBorders>
+              <w:top w:val="single" w:sz="4" w:space="0" w:color="000000"/>
+              <w:left w:val="single" w:sz="4" w:space="0" w:color="000000"/>
+              <w:bottom w:val="single" w:sz="4" w:space="0" w:color="000000"/>
+              <w:right w:val="single" w:sz="4" w:space="0" w:color="000000"/>
+            </w:tcBorders>
+            <w:vAlign w:val="center"/>
           </w:tcPr>
           <w:p>
             <w:pPr>

--- a/output/answersheet_comm2_final.docx
+++ b/output/answersheet_comm2_final.docx
@@ -1008,21 +1008,12 @@
             </w:pPr>
             <w:r>
               <w:rPr>
-                <w:rFonts w:hint="eastAsia"/>
-                <w:color w:val="000000" w:themeColor="text1"/>
-                <w:sz w:val="18"/>
-                <w:szCs w:val="18"/>
+                <w:rFonts w:eastAsia="MS Mincho" w:ascii="Times New Roman" w:hAnsi="Times New Roman"/>
+                <w:b w:val="0"/>
+                <w:sz w:val="18"/>
               </w:rPr>
               <w:t>2</w:t>
             </w:r>
-            <w:r>
-              <w:rPr>
-                <w:color w:val="000000" w:themeColor="text1"/>
-                <w:sz w:val="18"/>
-                <w:szCs w:val="18"/>
-              </w:rPr>
-              <w:t>A</w:t>
-            </w:r>
           </w:p>
         </w:tc>
         <w:tc>
@@ -1057,20 +1048,11 @@
             </w:pPr>
             <w:r>
               <w:rPr>
-                <w:rFonts w:hint="eastAsia"/>
-                <w:color w:val="000000" w:themeColor="text1"/>
-                <w:sz w:val="18"/>
-                <w:szCs w:val="18"/>
-              </w:rPr>
-              <w:t>2</w:t>
-            </w:r>
-            <w:r>
-              <w:rPr>
-                <w:color w:val="000000" w:themeColor="text1"/>
-                <w:sz w:val="18"/>
-                <w:szCs w:val="18"/>
-              </w:rPr>
-              <w:t>B</w:t>
+                <w:rFonts w:eastAsia="MS Mincho" w:ascii="Times New Roman" w:hAnsi="Times New Roman"/>
+                <w:b w:val="0"/>
+                <w:sz w:val="18"/>
+              </w:rPr>
+              <w:t>3</w:t>
             </w:r>
           </w:p>
         </w:tc>
@@ -1556,268 +1538,281 @@
         <w:gridCol w:w="4704"/>
       </w:tblGrid>
       <w:tr>
-        <w:trPr>
-          <w:trHeight w:val="481"/>
-        </w:trPr>
         <w:tc>
           <w:tcPr>
             <w:tcW w:w="464" w:type="dxa"/>
           </w:tcPr>
           <w:p>
             <w:pPr>
-              <w:tabs>
-                <w:tab w:val="right" w:pos="8398"/>
-              </w:tabs>
-              <w:jc w:val="center"/>
-              <w:rPr>
-                <w:color w:val="000000" w:themeColor="text1"/>
-                <w:sz w:val="18"/>
-                <w:szCs w:val="18"/>
-              </w:rPr>
-            </w:pPr>
-            <w:r>
-              <w:rPr>
-                <w:rFonts w:hint="eastAsia"/>
-                <w:color w:val="000000" w:themeColor="text1"/>
-                <w:sz w:val="18"/>
-                <w:szCs w:val="18"/>
-              </w:rPr>
-              <w:t>1</w:t>
+              <w:jc w:val="center"/>
+            </w:pPr>
+            <w:r>
+              <w:rPr>
+                <w:sz w:val="18"/>
+                <w:szCs w:val="18"/>
+              </w:rPr>
+              <w:t xml:space="preserve">1</w:t>
             </w:r>
           </w:p>
         </w:tc>
         <w:tc>
           <w:tcPr>
             <w:tcW w:w="4580" w:type="dxa"/>
-            <w:vAlign w:val="center"/>
-          </w:tcPr>
-          <w:p>
-            <w:pPr>
-              <w:tabs>
-                <w:tab w:val="right" w:pos="8398"/>
-              </w:tabs>
-              <w:jc w:val="center"/>
-              <w:rPr>
-                <w:color w:val="000000" w:themeColor="text1"/>
-                <w:szCs w:val="21"/>
-              </w:rPr>
-            </w:pPr>
-          </w:p>
-        </w:tc>
-        <w:tc>
-          <w:tcPr>
-            <w:tcW w:w="464" w:type="dxa"/>
-          </w:tcPr>
-          <w:p>
-            <w:pPr>
-              <w:tabs>
-                <w:tab w:val="right" w:pos="8398"/>
-              </w:tabs>
-              <w:jc w:val="center"/>
-              <w:rPr>
-                <w:color w:val="000000" w:themeColor="text1"/>
-                <w:sz w:val="18"/>
-                <w:szCs w:val="18"/>
-              </w:rPr>
-            </w:pPr>
-            <w:r>
-              <w:rPr>
-                <w:rFonts w:hint="eastAsia"/>
-                <w:color w:val="000000" w:themeColor="text1"/>
-                <w:sz w:val="18"/>
-                <w:szCs w:val="18"/>
-              </w:rPr>
-              <w:t>2</w:t>
-            </w:r>
-          </w:p>
-        </w:tc>
-        <w:tc>
-          <w:tcPr>
-            <w:tcW w:w="4704" w:type="dxa"/>
-            <w:vAlign w:val="center"/>
-          </w:tcPr>
-          <w:p>
-            <w:pPr>
-              <w:tabs>
-                <w:tab w:val="right" w:pos="8398"/>
-              </w:tabs>
-              <w:jc w:val="center"/>
-              <w:rPr>
-                <w:color w:val="000000" w:themeColor="text1"/>
-                <w:szCs w:val="21"/>
-              </w:rPr>
+          </w:tcPr>
+          <w:p>
+            <w:pPr>
+              <w:jc w:val="center"/>
+            </w:pPr>
+          </w:p>
+        </w:tc>
+        <w:tc>
+          <w:tcPr>
+            <w:tcW w:w="4580" w:type="dxa"/>
+          </w:tcPr>
+          <w:p>
+            <w:pPr>
+              <w:jc w:val="center"/>
+            </w:pPr>
+            <w:r>
+              <w:rPr>
+                <w:sz w:val="18"/>
+                <w:szCs w:val="18"/>
+              </w:rPr>
+              <w:t xml:space="preserve">so that</w:t>
+            </w:r>
+          </w:p>
+        </w:tc>
+        <w:tc>
+          <w:tcPr>
+            <w:tcW w:w="4580" w:type="dxa"/>
+          </w:tcPr>
+          <w:p>
+            <w:pPr>
+              <w:jc w:val="center"/>
             </w:pPr>
           </w:p>
         </w:tc>
       </w:tr>
       <w:tr>
-        <w:trPr>
-          <w:trHeight w:val="468"/>
-        </w:trPr>
         <w:tc>
           <w:tcPr>
             <w:tcW w:w="464" w:type="dxa"/>
           </w:tcPr>
           <w:p>
             <w:pPr>
-              <w:tabs>
-                <w:tab w:val="right" w:pos="8398"/>
-              </w:tabs>
-              <w:jc w:val="center"/>
-              <w:rPr>
-                <w:color w:val="000000" w:themeColor="text1"/>
-                <w:sz w:val="18"/>
-                <w:szCs w:val="18"/>
-              </w:rPr>
-            </w:pPr>
-            <w:r>
-              <w:rPr>
-                <w:rFonts w:hint="eastAsia"/>
-                <w:color w:val="000000" w:themeColor="text1"/>
-                <w:sz w:val="18"/>
-                <w:szCs w:val="18"/>
-              </w:rPr>
-              <w:t>3</w:t>
+              <w:jc w:val="center"/>
+            </w:pPr>
+            <w:r>
+              <w:rPr>
+                <w:sz w:val="18"/>
+                <w:szCs w:val="18"/>
+              </w:rPr>
+              <w:t xml:space="preserve">2</w:t>
             </w:r>
           </w:p>
         </w:tc>
         <w:tc>
           <w:tcPr>
             <w:tcW w:w="4580" w:type="dxa"/>
-            <w:vAlign w:val="center"/>
-          </w:tcPr>
-          <w:p>
-            <w:pPr>
-              <w:tabs>
-                <w:tab w:val="right" w:pos="8398"/>
-              </w:tabs>
-              <w:jc w:val="center"/>
-              <w:rPr>
-                <w:color w:val="000000" w:themeColor="text1"/>
-                <w:szCs w:val="21"/>
-              </w:rPr>
-            </w:pPr>
-          </w:p>
-        </w:tc>
-        <w:tc>
-          <w:tcPr>
-            <w:tcW w:w="464" w:type="dxa"/>
-            <w:tcBorders>
-              <w:bottom w:val="single" w:sz="4" w:space="0" w:color="auto"/>
-            </w:tcBorders>
-          </w:tcPr>
-          <w:p>
-            <w:pPr>
-              <w:tabs>
-                <w:tab w:val="right" w:pos="8398"/>
-              </w:tabs>
-              <w:jc w:val="center"/>
-              <w:rPr>
-                <w:color w:val="000000" w:themeColor="text1"/>
-                <w:sz w:val="18"/>
-                <w:szCs w:val="18"/>
-              </w:rPr>
-            </w:pPr>
-            <w:r>
-              <w:rPr>
-                <w:rFonts w:hint="eastAsia"/>
-                <w:color w:val="000000" w:themeColor="text1"/>
-                <w:sz w:val="18"/>
-                <w:szCs w:val="18"/>
-              </w:rPr>
-              <w:t>4</w:t>
-            </w:r>
-          </w:p>
-        </w:tc>
-        <w:tc>
-          <w:tcPr>
-            <w:tcW w:w="4704" w:type="dxa"/>
-            <w:tcBorders>
-              <w:bottom w:val="single" w:sz="4" w:space="0" w:color="auto"/>
-            </w:tcBorders>
-            <w:vAlign w:val="center"/>
-          </w:tcPr>
-          <w:p>
-            <w:pPr>
-              <w:tabs>
-                <w:tab w:val="right" w:pos="8398"/>
-              </w:tabs>
-              <w:jc w:val="center"/>
-              <w:rPr>
-                <w:color w:val="000000" w:themeColor="text1"/>
-                <w:szCs w:val="21"/>
-              </w:rPr>
+          </w:tcPr>
+          <w:p>
+            <w:pPr>
+              <w:jc w:val="center"/>
+            </w:pPr>
+          </w:p>
+        </w:tc>
+        <w:tc>
+          <w:tcPr>
+            <w:tcW w:w="4580" w:type="dxa"/>
+          </w:tcPr>
+          <w:p>
+            <w:pPr>
+              <w:jc w:val="center"/>
+            </w:pPr>
+            <w:r>
+              <w:rPr>
+                <w:sz w:val="18"/>
+                <w:szCs w:val="18"/>
+              </w:rPr>
+              <w:t xml:space="preserve">such as</w:t>
+            </w:r>
+          </w:p>
+        </w:tc>
+        <w:tc>
+          <w:tcPr>
+            <w:tcW w:w="4580" w:type="dxa"/>
+          </w:tcPr>
+          <w:p>
+            <w:pPr>
+              <w:jc w:val="center"/>
             </w:pPr>
           </w:p>
         </w:tc>
       </w:tr>
       <w:tr>
-        <w:trPr>
-          <w:trHeight w:val="481"/>
-        </w:trPr>
         <w:tc>
           <w:tcPr>
             <w:tcW w:w="464" w:type="dxa"/>
           </w:tcPr>
           <w:p>
             <w:pPr>
-              <w:tabs>
-                <w:tab w:val="right" w:pos="8398"/>
-              </w:tabs>
-              <w:jc w:val="center"/>
-              <w:rPr>
-                <w:color w:val="000000" w:themeColor="text1"/>
-                <w:sz w:val="18"/>
-                <w:szCs w:val="18"/>
-              </w:rPr>
-            </w:pPr>
-            <w:r>
-              <w:rPr>
-                <w:rFonts w:hint="eastAsia"/>
-                <w:color w:val="000000" w:themeColor="text1"/>
-                <w:sz w:val="18"/>
-                <w:szCs w:val="18"/>
-              </w:rPr>
-              <w:t>5</w:t>
+              <w:jc w:val="center"/>
+            </w:pPr>
+            <w:r>
+              <w:rPr>
+                <w:sz w:val="18"/>
+                <w:szCs w:val="18"/>
+              </w:rPr>
+              <w:t xml:space="preserve">3</w:t>
             </w:r>
           </w:p>
         </w:tc>
         <w:tc>
           <w:tcPr>
             <w:tcW w:w="4580" w:type="dxa"/>
-            <w:vAlign w:val="center"/>
-          </w:tcPr>
-          <w:p>
-            <w:pPr>
-              <w:tabs>
-                <w:tab w:val="right" w:pos="8398"/>
-              </w:tabs>
-              <w:jc w:val="center"/>
-              <w:rPr>
-                <w:color w:val="000000" w:themeColor="text1"/>
-                <w:szCs w:val="21"/>
-              </w:rPr>
-            </w:pPr>
-          </w:p>
-        </w:tc>
-        <w:tc>
-          <w:tcPr>
-            <w:tcW w:w="5168" w:type="dxa"/>
-            <w:gridSpan w:val="2"/>
-            <w:tcBorders>
-              <w:bottom w:val="nil"/>
-              <w:right w:val="nil"/>
-            </w:tcBorders>
-          </w:tcPr>
-          <w:p>
-            <w:pPr>
-              <w:tabs>
-                <w:tab w:val="right" w:pos="8398"/>
-              </w:tabs>
-              <w:rPr>
-                <w:color w:val="000000" w:themeColor="text1"/>
-                <w:szCs w:val="21"/>
-              </w:rPr>
+          </w:tcPr>
+          <w:p>
+            <w:pPr>
+              <w:jc w:val="center"/>
+            </w:pPr>
+          </w:p>
+        </w:tc>
+        <w:tc>
+          <w:tcPr>
+            <w:tcW w:w="4580" w:type="dxa"/>
+          </w:tcPr>
+          <w:p>
+            <w:pPr>
+              <w:jc w:val="center"/>
+            </w:pPr>
+            <w:r>
+              <w:rPr>
+                <w:sz w:val="18"/>
+                <w:szCs w:val="18"/>
+              </w:rPr>
+              <w:t xml:space="preserve">quicker</w:t>
+            </w:r>
+          </w:p>
+        </w:tc>
+        <w:tc>
+          <w:tcPr>
+            <w:tcW w:w="4580" w:type="dxa"/>
+          </w:tcPr>
+          <w:p>
+            <w:pPr>
+              <w:jc w:val="center"/>
+            </w:pPr>
+          </w:p>
+        </w:tc>
+      </w:tr>
+      <w:tr>
+        <w:tc>
+          <w:tcPr>
+            <w:tcW w:w="464" w:type="dxa"/>
+          </w:tcPr>
+          <w:p>
+            <w:pPr>
+              <w:jc w:val="center"/>
+            </w:pPr>
+            <w:r>
+              <w:rPr>
+                <w:sz w:val="18"/>
+                <w:szCs w:val="18"/>
+              </w:rPr>
+              <w:t xml:space="preserve">4</w:t>
+            </w:r>
+          </w:p>
+        </w:tc>
+        <w:tc>
+          <w:tcPr>
+            <w:tcW w:w="4580" w:type="dxa"/>
+          </w:tcPr>
+          <w:p>
+            <w:pPr>
+              <w:jc w:val="center"/>
+            </w:pPr>
+          </w:p>
+        </w:tc>
+        <w:tc>
+          <w:tcPr>
+            <w:tcW w:w="4580" w:type="dxa"/>
+          </w:tcPr>
+          <w:p>
+            <w:pPr>
+              <w:jc w:val="center"/>
+            </w:pPr>
+            <w:r>
+              <w:rPr>
+                <w:sz w:val="18"/>
+                <w:szCs w:val="18"/>
+              </w:rPr>
+              <w:t xml:space="preserve">from</w:t>
+            </w:r>
+          </w:p>
+        </w:tc>
+        <w:tc>
+          <w:tcPr>
+            <w:tcW w:w="4580" w:type="dxa"/>
+          </w:tcPr>
+          <w:p>
+            <w:pPr>
+              <w:jc w:val="center"/>
+            </w:pPr>
+          </w:p>
+        </w:tc>
+      </w:tr>
+      <w:tr>
+        <w:tc>
+          <w:tcPr>
+            <w:tcW w:w="464" w:type="dxa"/>
+          </w:tcPr>
+          <w:p>
+            <w:pPr>
+              <w:jc w:val="center"/>
+            </w:pPr>
+            <w:r>
+              <w:rPr>
+                <w:sz w:val="18"/>
+                <w:szCs w:val="18"/>
+              </w:rPr>
+              <w:t xml:space="preserve">5</w:t>
+            </w:r>
+          </w:p>
+        </w:tc>
+        <w:tc>
+          <w:tcPr>
+            <w:tcW w:w="4580" w:type="dxa"/>
+          </w:tcPr>
+          <w:p>
+            <w:pPr>
+              <w:jc w:val="center"/>
+            </w:pPr>
+          </w:p>
+        </w:tc>
+        <w:tc>
+          <w:tcPr>
+            <w:tcW w:w="4580" w:type="dxa"/>
+          </w:tcPr>
+          <w:p>
+            <w:pPr>
+              <w:jc w:val="center"/>
+            </w:pPr>
+            <w:r>
+              <w:rPr>
+                <w:sz w:val="18"/>
+                <w:szCs w:val="18"/>
+              </w:rPr>
+              <w:t xml:space="preserve">well</w:t>
+            </w:r>
+          </w:p>
+        </w:tc>
+        <w:tc>
+          <w:tcPr>
+            <w:tcW w:w="4580" w:type="dxa"/>
+          </w:tcPr>
+          <w:p>
+            <w:pPr>
+              <w:jc w:val="center"/>
             </w:pPr>
           </w:p>
         </w:tc>
